--- a/arb/docx/029.content.docx
+++ b/arb/docx/029.content.docx
@@ -163,28 +163,6 @@
           <w:lang w:val="ar_AE" w:bidi="ar_AE"/>
         </w:rPr>
         <w:t>ي</w:t>
-      </w:r>
-      <w:r>
-        <w:rPr>
-          <w:lang w:val="ar_AE" w:bidi="ar_AE"/>
-        </w:rPr>
-      </w:r>
-    </w:p>
-    <w:p>
-      <w:pPr>
-        <w:bidi/>
-      </w:pPr>
-      <w:r>
-        <w:rPr>
-          <w:lang w:val="ar_AE" w:bidi="ar_AE"/>
-        </w:rPr>
-      </w:r>
-      <w:r>
-        <w:rPr>
-          <w:i/>
-          <w:lang w:val="ar_AE" w:bidi="ar_AE"/>
-        </w:rPr>
-        <w:t>يسوع والشيطان, يوم الرب</w:t>
       </w:r>
       <w:r>
         <w:rPr>

--- a/arb/docx/029.content.docx
+++ b/arb/docx/029.content.docx
@@ -22,7 +22,7 @@
         <w:rPr>
           <w:lang w:val="ar_AE" w:bidi="ar_AE"/>
         </w:rPr>
-        <w:t>Resource: Study Notes - Themes (Tyndale)</w:t>
+        <w:t>Resource: Tyndale Open Study Notes</w:t>
       </w:r>
       <w:r>
         <w:rPr>
@@ -122,7 +122,7 @@
         <w:rPr>
           <w:lang w:val="ar_AE" w:bidi="ar_AE"/>
         </w:rPr>
-        <w:t>Study Notes - Themes (Tyndale)</w:t>
+        <w:t>Tyndale Open Study Notes</w:t>
       </w:r>
     </w:p>
     <w:p>

--- a/arb/docx/029.content.docx
+++ b/arb/docx/029.content.docx
@@ -22,7 +22,7 @@
         <w:rPr>
           <w:lang w:val="ar_AE" w:bidi="ar_AE"/>
         </w:rPr>
-        <w:t>Resource: Tyndale Open Study Notes</w:t>
+        <w:t>Resource: Aquifer Open Study Notes (Themes)</w:t>
       </w:r>
       <w:r>
         <w:rPr>
@@ -122,7 +122,7 @@
         <w:rPr>
           <w:lang w:val="ar_AE" w:bidi="ar_AE"/>
         </w:rPr>
-        <w:t>Tyndale Open Study Notes</w:t>
+        <w:t>Aquifer Open Study Notes (Themes)</w:t>
       </w:r>
     </w:p>
     <w:p>

--- a/arb/docx/029.content.docx
+++ b/arb/docx/029.content.docx
@@ -9,6 +9,8 @@
       </w:pPr>
       <w:r>
         <w:rPr>
+          <w:rtl/>
+          <w:cs/>
           <w:lang w:val="ar_AE" w:bidi="ar_AE"/>
         </w:rPr>
       </w:r>
@@ -20,12 +22,16 @@
       </w:pPr>
       <w:r>
         <w:rPr>
+          <w:rtl/>
+          <w:cs/>
           <w:lang w:val="ar_AE" w:bidi="ar_AE"/>
         </w:rPr>
         <w:t>Resource: Aquifer Open Study Notes (Themes)</w:t>
       </w:r>
       <w:r>
         <w:rPr>
+          <w:rtl/>
+          <w:cs/>
           <w:lang w:val="ar_AE" w:bidi="ar_AE"/>
         </w:rPr>
       </w:r>
@@ -36,12 +42,16 @@
       </w:pPr>
       <w:r>
         <w:rPr>
+          <w:rtl/>
+          <w:cs/>
           <w:lang w:val="ar_AE" w:bidi="ar_AE"/>
         </w:rPr>
       </w:r>
       <w:r>
         <w:rPr>
           <w:b/>
+          <w:rtl/>
+          <w:cs/>
           <w:lang w:val="ar_AE" w:bidi="ar_AE"/>
         </w:rPr>
         <w:t>Aquifer Open Study Notes (Themes)</w:t>
@@ -53,35 +63,47 @@
       </w:pPr>
       <w:r>
         <w:rPr>
-          <w:lang w:val="ar_AE" w:bidi="ar_AE"/>
-        </w:rPr>
-      </w:r>
-      <w:r>
-        <w:rPr>
+          <w:rtl/>
+          <w:cs/>
+          <w:lang w:val="ar_AE" w:bidi="ar_AE"/>
+        </w:rPr>
+      </w:r>
+      <w:r>
+        <w:rPr>
+          <w:rtl/>
+          <w:cs/>
           <w:lang w:val="ar_AE" w:bidi="ar_AE"/>
         </w:rPr>
         <w:t xml:space="preserve">This work is an adaptation of </w:t>
       </w:r>
       <w:r>
         <w:rPr>
+          <w:rtl/>
+          <w:cs/>
           <w:lang w:val="ar_AE" w:bidi="ar_AE"/>
         </w:rPr>
         <w:t>Tyndale Open Study Notes</w:t>
       </w:r>
       <w:r>
         <w:rPr>
+          <w:rtl/>
+          <w:cs/>
           <w:lang w:val="ar_AE" w:bidi="ar_AE"/>
         </w:rPr>
         <w:t xml:space="preserve"> © 2023 Tyndale House Publishers, licensed under the CC BY-SA 4.0 license. The adaptation, </w:t>
       </w:r>
       <w:r>
         <w:rPr>
+          <w:rtl/>
+          <w:cs/>
           <w:lang w:val="ar_AE" w:bidi="ar_AE"/>
         </w:rPr>
         <w:t>Aquifer Open Study Notes</w:t>
       </w:r>
       <w:r>
         <w:rPr>
+          <w:rtl/>
+          <w:cs/>
           <w:lang w:val="ar_AE" w:bidi="ar_AE"/>
         </w:rPr>
         <w:t>, was created by Mission Mutual and is also licensed under CC BY-SA 4.0.</w:t>
@@ -93,22 +115,30 @@
       </w:pPr>
       <w:r>
         <w:rPr>
-          <w:lang w:val="ar_AE" w:bidi="ar_AE"/>
-        </w:rPr>
-      </w:r>
-      <w:r>
-        <w:rPr>
+          <w:rtl/>
+          <w:cs/>
+          <w:lang w:val="ar_AE" w:bidi="ar_AE"/>
+        </w:rPr>
+      </w:r>
+      <w:r>
+        <w:rPr>
+          <w:rtl/>
+          <w:cs/>
           <w:lang w:val="ar_AE" w:bidi="ar_AE"/>
         </w:rPr>
         <w:t>This resource has been adapted into multiple languages, including English, Tok Pisin, Arabic (عربي), French (Français), Hindi (हिंदी), Indonesian (Bahasa Indonesia), Portuguese (Português), Russian (Русский), Spanish (Español), Swahili (Kiswahili), and Simplified Chinese (简体中文).</w:t>
       </w:r>
       <w:r>
         <w:rPr>
-          <w:lang w:val="ar_AE" w:bidi="ar_AE"/>
-        </w:rPr>
-      </w:r>
-      <w:r>
-        <w:rPr>
+          <w:rtl/>
+          <w:cs/>
+          <w:lang w:val="ar_AE" w:bidi="ar_AE"/>
+        </w:rPr>
+      </w:r>
+      <w:r>
+        <w:rPr>
+          <w:rtl/>
+          <w:cs/>
           <w:lang w:val="ar_AE" w:bidi="ar_AE"/>
         </w:rPr>
       </w:r>
@@ -120,6 +150,8 @@
       </w:pPr>
       <w:r>
         <w:rPr>
+          <w:rtl/>
+          <w:cs/>
           <w:lang w:val="ar_AE" w:bidi="ar_AE"/>
         </w:rPr>
         <w:t>Aquifer Open Study Notes (Themes)</w:t>
@@ -149,6 +181,8 @@
       </w:pPr>
       <w:r>
         <w:rPr>
+          <w:rtl/>
+          <w:cs/>
           <w:lang w:val="ar_AE" w:bidi="ar_AE"/>
         </w:rPr>
       </w:r>
@@ -160,12 +194,16 @@
       </w:pPr>
       <w:r>
         <w:rPr>
+          <w:rtl/>
+          <w:cs/>
           <w:lang w:val="ar_AE" w:bidi="ar_AE"/>
         </w:rPr>
         <w:t>ي</w:t>
       </w:r>
       <w:r>
         <w:rPr>
+          <w:rtl/>
+          <w:cs/>
           <w:lang w:val="ar_AE" w:bidi="ar_AE"/>
         </w:rPr>
       </w:r>
@@ -176,22 +214,30 @@
       </w:pPr>
       <w:r>
         <w:rPr>
-          <w:lang w:val="ar_AE" w:bidi="ar_AE"/>
-        </w:rPr>
-      </w:r>
-      <w:r>
-        <w:rPr>
+          <w:rtl/>
+          <w:cs/>
+          <w:lang w:val="ar_AE" w:bidi="ar_AE"/>
+        </w:rPr>
+      </w:r>
+      <w:r>
+        <w:rPr>
+          <w:rtl/>
+          <w:cs/>
           <w:lang w:val="ar_AE" w:bidi="ar_AE"/>
         </w:rPr>
         <w:t xml:space="preserve"> </w:t>
       </w:r>
       <w:r>
         <w:rPr>
-          <w:lang w:val="ar_AE" w:bidi="ar_AE"/>
-        </w:rPr>
-      </w:r>
-      <w:r>
-        <w:rPr>
+          <w:rtl/>
+          <w:cs/>
+          <w:lang w:val="ar_AE" w:bidi="ar_AE"/>
+        </w:rPr>
+      </w:r>
+      <w:r>
+        <w:rPr>
+          <w:rtl/>
+          <w:cs/>
           <w:lang w:val="ar_AE" w:bidi="ar_AE"/>
         </w:rPr>
       </w:r>
@@ -217,6 +263,8 @@
       </w:pPr>
       <w:r>
         <w:rPr>
+          <w:rtl/>
+          <w:cs/>
           <w:lang w:val="ar_AE" w:bidi="ar_AE"/>
         </w:rPr>
       </w:r>
@@ -228,12 +276,16 @@
       </w:pPr>
       <w:r>
         <w:rPr>
+          <w:rtl/>
+          <w:cs/>
           <w:lang w:val="ar_AE" w:bidi="ar_AE"/>
         </w:rPr>
         <w:t>يسوع والشيطان</w:t>
       </w:r>
       <w:r>
         <w:rPr>
+          <w:rtl/>
+          <w:cs/>
           <w:lang w:val="ar_AE" w:bidi="ar_AE"/>
         </w:rPr>
       </w:r>
@@ -244,11 +296,15 @@
       </w:pPr>
       <w:r>
         <w:rPr>
-          <w:lang w:val="ar_AE" w:bidi="ar_AE"/>
-        </w:rPr>
-      </w:r>
-      <w:r>
-        <w:rPr>
+          <w:rtl/>
+          <w:cs/>
+          <w:lang w:val="ar_AE" w:bidi="ar_AE"/>
+        </w:rPr>
+      </w:r>
+      <w:r>
+        <w:rPr>
+          <w:rtl/>
+          <w:cs/>
           <w:lang w:val="ar_AE" w:bidi="ar_AE"/>
         </w:rPr>
         <w:t>الشيطان هو الوكيل الشخصي للخطية والشر، وكان ضد يسوع (</w:t>
@@ -256,6 +312,8 @@
       <w:hyperlink r:id="rId13">
         <w:r>
           <w:rPr>
+            <w:rtl/>
+            <w:cs/>
             <w:lang w:val="ar_AE" w:bidi="ar_AE"/>
           </w:rPr>
           <w:rPr>
@@ -267,6 +325,8 @@
       </w:hyperlink>
       <w:r>
         <w:rPr>
+          <w:rtl/>
+          <w:cs/>
           <w:lang w:val="ar_AE" w:bidi="ar_AE"/>
         </w:rPr>
         <w:t>).</w:t>
@@ -278,11 +338,15 @@
       </w:pPr>
       <w:r>
         <w:rPr>
-          <w:lang w:val="ar_AE" w:bidi="ar_AE"/>
-        </w:rPr>
-      </w:r>
-      <w:r>
-        <w:rPr>
+          <w:rtl/>
+          <w:cs/>
+          <w:lang w:val="ar_AE" w:bidi="ar_AE"/>
+        </w:rPr>
+      </w:r>
+      <w:r>
+        <w:rPr>
+          <w:rtl/>
+          <w:cs/>
           <w:lang w:val="ar_AE" w:bidi="ar_AE"/>
         </w:rPr>
         <w:t>يُشير إنجيل متّى إلي هذا الكائن بالأسماء التالية:</w:t>
@@ -297,11 +361,15 @@
       </w:pPr>
       <w:r>
         <w:rPr>
-          <w:lang w:val="ar_AE" w:bidi="ar_AE"/>
-        </w:rPr>
-      </w:r>
-      <w:r>
-        <w:rPr>
+          <w:rtl/>
+          <w:cs/>
+          <w:lang w:val="ar_AE" w:bidi="ar_AE"/>
+        </w:rPr>
+      </w:r>
+      <w:r>
+        <w:rPr>
+          <w:rtl/>
+          <w:cs/>
           <w:lang w:val="ar_AE" w:bidi="ar_AE"/>
         </w:rPr>
         <w:t xml:space="preserve">“الشيطان”، أي </w:t>
@@ -309,12 +377,16 @@
       <w:r>
         <w:rPr>
           <w:i/>
+          <w:rtl/>
+          <w:cs/>
           <w:lang w:val="ar_AE" w:bidi="ar_AE"/>
         </w:rPr>
         <w:t>العدو</w:t>
       </w:r>
       <w:r>
         <w:rPr>
+          <w:rtl/>
+          <w:cs/>
           <w:lang w:val="ar_AE" w:bidi="ar_AE"/>
         </w:rPr>
         <w:t xml:space="preserve"> أو </w:t>
@@ -322,12 +394,16 @@
       <w:r>
         <w:rPr>
           <w:i/>
+          <w:rtl/>
+          <w:cs/>
           <w:lang w:val="ar_AE" w:bidi="ar_AE"/>
         </w:rPr>
         <w:t>الخصم</w:t>
       </w:r>
       <w:r>
         <w:rPr>
+          <w:rtl/>
+          <w:cs/>
           <w:lang w:val="ar_AE" w:bidi="ar_AE"/>
         </w:rPr>
         <w:t xml:space="preserve"> (</w:t>
@@ -335,6 +411,8 @@
       <w:hyperlink r:id="rId14">
         <w:r>
           <w:rPr>
+            <w:rtl/>
+            <w:cs/>
             <w:lang w:val="ar_AE" w:bidi="ar_AE"/>
           </w:rPr>
           <w:rPr>
@@ -346,6 +424,8 @@
       </w:hyperlink>
       <w:r>
         <w:rPr>
+          <w:rtl/>
+          <w:cs/>
           <w:lang w:val="ar_AE" w:bidi="ar_AE"/>
         </w:rPr>
         <w:t>)</w:t>
@@ -360,11 +440,15 @@
       </w:pPr>
       <w:r>
         <w:rPr>
-          <w:lang w:val="ar_AE" w:bidi="ar_AE"/>
-        </w:rPr>
-      </w:r>
-      <w:r>
-        <w:rPr>
+          <w:rtl/>
+          <w:cs/>
+          <w:lang w:val="ar_AE" w:bidi="ar_AE"/>
+        </w:rPr>
+      </w:r>
+      <w:r>
+        <w:rPr>
+          <w:rtl/>
+          <w:cs/>
           <w:lang w:val="ar_AE" w:bidi="ar_AE"/>
         </w:rPr>
         <w:t>"إبليس" (</w:t>
@@ -372,6 +456,8 @@
       <w:hyperlink r:id="rId13">
         <w:r>
           <w:rPr>
+            <w:rtl/>
+            <w:cs/>
             <w:lang w:val="ar_AE" w:bidi="ar_AE"/>
           </w:rPr>
           <w:rPr>
@@ -383,6 +469,8 @@
       </w:hyperlink>
       <w:r>
         <w:rPr>
+          <w:rtl/>
+          <w:cs/>
           <w:lang w:val="ar_AE" w:bidi="ar_AE"/>
         </w:rPr>
         <w:t xml:space="preserve">; </w:t>
@@ -390,6 +478,8 @@
       <w:hyperlink r:id="rId15">
         <w:r>
           <w:rPr>
+            <w:rtl/>
+            <w:cs/>
             <w:lang w:val="ar_AE" w:bidi="ar_AE"/>
           </w:rPr>
           <w:rPr>
@@ -401,6 +491,8 @@
       </w:hyperlink>
       <w:r>
         <w:rPr>
+          <w:rtl/>
+          <w:cs/>
           <w:lang w:val="ar_AE" w:bidi="ar_AE"/>
         </w:rPr>
         <w:t>)</w:t>
@@ -415,11 +507,15 @@
       </w:pPr>
       <w:r>
         <w:rPr>
-          <w:lang w:val="ar_AE" w:bidi="ar_AE"/>
-        </w:rPr>
-      </w:r>
-      <w:r>
-        <w:rPr>
+          <w:rtl/>
+          <w:cs/>
+          <w:lang w:val="ar_AE" w:bidi="ar_AE"/>
+        </w:rPr>
+      </w:r>
+      <w:r>
+        <w:rPr>
+          <w:rtl/>
+          <w:cs/>
           <w:lang w:val="ar_AE" w:bidi="ar_AE"/>
         </w:rPr>
         <w:t>"المُجرب" (</w:t>
@@ -427,6 +523,8 @@
       <w:hyperlink r:id="rId16">
         <w:r>
           <w:rPr>
+            <w:rtl/>
+            <w:cs/>
             <w:lang w:val="ar_AE" w:bidi="ar_AE"/>
           </w:rPr>
           <w:rPr>
@@ -438,6 +536,8 @@
       </w:hyperlink>
       <w:r>
         <w:rPr>
+          <w:rtl/>
+          <w:cs/>
           <w:lang w:val="ar_AE" w:bidi="ar_AE"/>
         </w:rPr>
         <w:t>)</w:t>
@@ -452,11 +552,15 @@
       </w:pPr>
       <w:r>
         <w:rPr>
-          <w:lang w:val="ar_AE" w:bidi="ar_AE"/>
-        </w:rPr>
-      </w:r>
-      <w:r>
-        <w:rPr>
+          <w:rtl/>
+          <w:cs/>
+          <w:lang w:val="ar_AE" w:bidi="ar_AE"/>
+        </w:rPr>
+      </w:r>
+      <w:r>
+        <w:rPr>
+          <w:rtl/>
+          <w:cs/>
           <w:lang w:val="ar_AE" w:bidi="ar_AE"/>
         </w:rPr>
         <w:t>"رئيس الشياطين" (</w:t>
@@ -464,6 +568,8 @@
       <w:hyperlink r:id="rId17">
         <w:r>
           <w:rPr>
+            <w:rtl/>
+            <w:cs/>
             <w:lang w:val="ar_AE" w:bidi="ar_AE"/>
           </w:rPr>
           <w:rPr>
@@ -475,6 +581,8 @@
       </w:hyperlink>
       <w:r>
         <w:rPr>
+          <w:rtl/>
+          <w:cs/>
           <w:lang w:val="ar_AE" w:bidi="ar_AE"/>
         </w:rPr>
         <w:t>)</w:t>
@@ -489,11 +597,15 @@
       </w:pPr>
       <w:r>
         <w:rPr>
-          <w:lang w:val="ar_AE" w:bidi="ar_AE"/>
-        </w:rPr>
-      </w:r>
-      <w:r>
-        <w:rPr>
+          <w:rtl/>
+          <w:cs/>
+          <w:lang w:val="ar_AE" w:bidi="ar_AE"/>
+        </w:rPr>
+      </w:r>
+      <w:r>
+        <w:rPr>
+          <w:rtl/>
+          <w:cs/>
           <w:lang w:val="ar_AE" w:bidi="ar_AE"/>
         </w:rPr>
         <w:t>“بعلزبول” (</w:t>
@@ -501,6 +613,8 @@
       <w:hyperlink r:id="rId18">
         <w:r>
           <w:rPr>
+            <w:rtl/>
+            <w:cs/>
             <w:lang w:val="ar_AE" w:bidi="ar_AE"/>
           </w:rPr>
           <w:rPr>
@@ -512,6 +626,8 @@
       </w:hyperlink>
       <w:r>
         <w:rPr>
+          <w:rtl/>
+          <w:cs/>
           <w:lang w:val="ar_AE" w:bidi="ar_AE"/>
         </w:rPr>
         <w:t>)</w:t>
@@ -526,11 +642,15 @@
       </w:pPr>
       <w:r>
         <w:rPr>
-          <w:lang w:val="ar_AE" w:bidi="ar_AE"/>
-        </w:rPr>
-      </w:r>
-      <w:r>
-        <w:rPr>
+          <w:rtl/>
+          <w:cs/>
+          <w:lang w:val="ar_AE" w:bidi="ar_AE"/>
+        </w:rPr>
+      </w:r>
+      <w:r>
+        <w:rPr>
+          <w:rtl/>
+          <w:cs/>
           <w:lang w:val="ar_AE" w:bidi="ar_AE"/>
         </w:rPr>
         <w:t>"الـشرير" (</w:t>
@@ -538,6 +658,8 @@
       <w:hyperlink r:id="rId19">
         <w:r>
           <w:rPr>
+            <w:rtl/>
+            <w:cs/>
             <w:lang w:val="ar_AE" w:bidi="ar_AE"/>
           </w:rPr>
           <w:rPr>
@@ -549,6 +671,8 @@
       </w:hyperlink>
       <w:r>
         <w:rPr>
+          <w:rtl/>
+          <w:cs/>
           <w:lang w:val="ar_AE" w:bidi="ar_AE"/>
         </w:rPr>
         <w:t xml:space="preserve">; </w:t>
@@ -556,6 +680,8 @@
       <w:hyperlink r:id="rId20">
         <w:r>
           <w:rPr>
+            <w:rtl/>
+            <w:cs/>
             <w:lang w:val="ar_AE" w:bidi="ar_AE"/>
           </w:rPr>
           <w:rPr>
@@ -567,6 +693,8 @@
       </w:hyperlink>
       <w:r>
         <w:rPr>
+          <w:rtl/>
+          <w:cs/>
           <w:lang w:val="ar_AE" w:bidi="ar_AE"/>
         </w:rPr>
         <w:t>)</w:t>
@@ -581,11 +709,15 @@
       </w:pPr>
       <w:r>
         <w:rPr>
-          <w:lang w:val="ar_AE" w:bidi="ar_AE"/>
-        </w:rPr>
-      </w:r>
-      <w:r>
-        <w:rPr>
+          <w:rtl/>
+          <w:cs/>
+          <w:lang w:val="ar_AE" w:bidi="ar_AE"/>
+        </w:rPr>
+      </w:r>
+      <w:r>
+        <w:rPr>
+          <w:rtl/>
+          <w:cs/>
           <w:lang w:val="ar_AE" w:bidi="ar_AE"/>
         </w:rPr>
         <w:t>“العدو” (</w:t>
@@ -593,6 +725,8 @@
       <w:hyperlink r:id="rId15">
         <w:r>
           <w:rPr>
+            <w:rtl/>
+            <w:cs/>
             <w:lang w:val="ar_AE" w:bidi="ar_AE"/>
           </w:rPr>
           <w:rPr>
@@ -604,6 +738,8 @@
       </w:hyperlink>
       <w:r>
         <w:rPr>
+          <w:rtl/>
+          <w:cs/>
           <w:lang w:val="ar_AE" w:bidi="ar_AE"/>
         </w:rPr>
         <w:t>)</w:t>
@@ -615,11 +751,15 @@
       </w:pPr>
       <w:r>
         <w:rPr>
-          <w:lang w:val="ar_AE" w:bidi="ar_AE"/>
-        </w:rPr>
-      </w:r>
-      <w:r>
-        <w:rPr>
+          <w:rtl/>
+          <w:cs/>
+          <w:lang w:val="ar_AE" w:bidi="ar_AE"/>
+        </w:rPr>
+      </w:r>
+      <w:r>
+        <w:rPr>
+          <w:rtl/>
+          <w:cs/>
           <w:lang w:val="ar_AE" w:bidi="ar_AE"/>
         </w:rPr>
         <w:t xml:space="preserve">إن رسالة يسوع بإعلان ملكوت الله على الأرض وظهوره قد أدّت إلى صراعات مع قوى الشيطان، وشمل ذلك طرد الأرواح الشريرة من الناس (إخراج الأرواح) (انظر </w:t>
@@ -627,6 +767,8 @@
       <w:hyperlink r:id="rId21">
         <w:r>
           <w:rPr>
+            <w:rtl/>
+            <w:cs/>
             <w:lang w:val="ar_AE" w:bidi="ar_AE"/>
           </w:rPr>
           <w:rPr>
@@ -638,6 +780,8 @@
       </w:hyperlink>
       <w:r>
         <w:rPr>
+          <w:rtl/>
+          <w:cs/>
           <w:lang w:val="ar_AE" w:bidi="ar_AE"/>
         </w:rPr>
         <w:t xml:space="preserve">; </w:t>
@@ -645,6 +789,8 @@
       <w:hyperlink r:id="rId22">
         <w:r>
           <w:rPr>
+            <w:rtl/>
+            <w:cs/>
             <w:lang w:val="ar_AE" w:bidi="ar_AE"/>
           </w:rPr>
           <w:rPr>
@@ -656,6 +802,8 @@
       </w:hyperlink>
       <w:r>
         <w:rPr>
+          <w:rtl/>
+          <w:cs/>
           <w:lang w:val="ar_AE" w:bidi="ar_AE"/>
         </w:rPr>
         <w:t xml:space="preserve">; </w:t>
@@ -663,6 +811,8 @@
       <w:hyperlink r:id="rId23">
         <w:r>
           <w:rPr>
+            <w:rtl/>
+            <w:cs/>
             <w:lang w:val="ar_AE" w:bidi="ar_AE"/>
           </w:rPr>
           <w:rPr>
@@ -674,6 +824,8 @@
       </w:hyperlink>
       <w:r>
         <w:rPr>
+          <w:rtl/>
+          <w:cs/>
           <w:lang w:val="ar_AE" w:bidi="ar_AE"/>
         </w:rPr>
         <w:t xml:space="preserve">, </w:t>
@@ -681,6 +833,8 @@
       <w:hyperlink r:id="rId24">
         <w:r>
           <w:rPr>
+            <w:rtl/>
+            <w:cs/>
             <w:lang w:val="ar_AE" w:bidi="ar_AE"/>
           </w:rPr>
           <w:rPr>
@@ -692,6 +846,8 @@
       </w:hyperlink>
       <w:r>
         <w:rPr>
+          <w:rtl/>
+          <w:cs/>
           <w:lang w:val="ar_AE" w:bidi="ar_AE"/>
         </w:rPr>
         <w:t xml:space="preserve">; </w:t>
@@ -699,6 +855,8 @@
       <w:hyperlink r:id="rId25">
         <w:r>
           <w:rPr>
+            <w:rtl/>
+            <w:cs/>
             <w:lang w:val="ar_AE" w:bidi="ar_AE"/>
           </w:rPr>
           <w:rPr>
@@ -710,6 +868,8 @@
       </w:hyperlink>
       <w:r>
         <w:rPr>
+          <w:rtl/>
+          <w:cs/>
           <w:lang w:val="ar_AE" w:bidi="ar_AE"/>
         </w:rPr>
         <w:t xml:space="preserve">; </w:t>
@@ -717,6 +877,8 @@
       <w:hyperlink r:id="rId26">
         <w:r>
           <w:rPr>
+            <w:rtl/>
+            <w:cs/>
             <w:lang w:val="ar_AE" w:bidi="ar_AE"/>
           </w:rPr>
           <w:rPr>
@@ -728,6 +890,8 @@
       </w:hyperlink>
       <w:r>
         <w:rPr>
+          <w:rtl/>
+          <w:cs/>
           <w:lang w:val="ar_AE" w:bidi="ar_AE"/>
         </w:rPr>
         <w:t>). ويُبيّن متى أن للشيطان سلطانًا على ممالك الأرض (</w:t>
@@ -735,6 +899,8 @@
       <w:hyperlink r:id="rId27">
         <w:r>
           <w:rPr>
+            <w:rtl/>
+            <w:cs/>
             <w:lang w:val="ar_AE" w:bidi="ar_AE"/>
           </w:rPr>
           <w:rPr>
@@ -746,6 +912,8 @@
       </w:hyperlink>
       <w:r>
         <w:rPr>
+          <w:rtl/>
+          <w:cs/>
           <w:lang w:val="ar_AE" w:bidi="ar_AE"/>
         </w:rPr>
         <w:t xml:space="preserve">; </w:t>
@@ -753,6 +921,8 @@
       <w:hyperlink r:id="rId28">
         <w:r>
           <w:rPr>
+            <w:rtl/>
+            <w:cs/>
             <w:lang w:val="ar_AE" w:bidi="ar_AE"/>
           </w:rPr>
           <w:rPr>
@@ -764,6 +934,8 @@
       </w:hyperlink>
       <w:r>
         <w:rPr>
+          <w:rtl/>
+          <w:cs/>
           <w:lang w:val="ar_AE" w:bidi="ar_AE"/>
         </w:rPr>
         <w:t>). وأن له ملائكة يتبعونه (</w:t>
@@ -771,6 +943,8 @@
       <w:hyperlink r:id="rId29">
         <w:r>
           <w:rPr>
+            <w:rtl/>
+            <w:cs/>
             <w:lang w:val="ar_AE" w:bidi="ar_AE"/>
           </w:rPr>
           <w:rPr>
@@ -782,6 +956,8 @@
       </w:hyperlink>
       <w:r>
         <w:rPr>
+          <w:rtl/>
+          <w:cs/>
           <w:lang w:val="ar_AE" w:bidi="ar_AE"/>
         </w:rPr>
         <w:t>).</w:t>
@@ -793,11 +969,15 @@
       </w:pPr>
       <w:r>
         <w:rPr>
-          <w:lang w:val="ar_AE" w:bidi="ar_AE"/>
-        </w:rPr>
-      </w:r>
-      <w:r>
-        <w:rPr>
+          <w:rtl/>
+          <w:cs/>
+          <w:lang w:val="ar_AE" w:bidi="ar_AE"/>
+        </w:rPr>
+      </w:r>
+      <w:r>
+        <w:rPr>
+          <w:rtl/>
+          <w:cs/>
           <w:lang w:val="ar_AE" w:bidi="ar_AE"/>
         </w:rPr>
         <w:t>فالوسيلة الأساسية التي يستخدمها الشيطان في الإذاء هي الإغواء. وهدفه هو دفع الناس إلى عدم طاعة الله (</w:t>
@@ -805,6 +985,8 @@
       <w:hyperlink r:id="rId13">
         <w:r>
           <w:rPr>
+            <w:rtl/>
+            <w:cs/>
             <w:lang w:val="ar_AE" w:bidi="ar_AE"/>
           </w:rPr>
           <w:rPr>
@@ -816,6 +998,8 @@
       </w:hyperlink>
       <w:r>
         <w:rPr>
+          <w:rtl/>
+          <w:cs/>
           <w:lang w:val="ar_AE" w:bidi="ar_AE"/>
         </w:rPr>
         <w:t xml:space="preserve">; </w:t>
@@ -823,6 +1007,8 @@
       <w:hyperlink r:id="rId19">
         <w:r>
           <w:rPr>
+            <w:rtl/>
+            <w:cs/>
             <w:lang w:val="ar_AE" w:bidi="ar_AE"/>
           </w:rPr>
           <w:rPr>
@@ -834,6 +1020,8 @@
       </w:hyperlink>
       <w:r>
         <w:rPr>
+          <w:rtl/>
+          <w:cs/>
           <w:lang w:val="ar_AE" w:bidi="ar_AE"/>
         </w:rPr>
         <w:t xml:space="preserve">; </w:t>
@@ -841,6 +1029,8 @@
       <w:hyperlink r:id="rId30">
         <w:r>
           <w:rPr>
+            <w:rtl/>
+            <w:cs/>
             <w:lang w:val="ar_AE" w:bidi="ar_AE"/>
           </w:rPr>
           <w:rPr>
@@ -852,6 +1042,8 @@
       </w:hyperlink>
       <w:r>
         <w:rPr>
+          <w:rtl/>
+          <w:cs/>
           <w:lang w:val="ar_AE" w:bidi="ar_AE"/>
         </w:rPr>
         <w:t>). وبما أن يسوع هو وكيل الله لخلاص البشر، فقد واجه هجمات شديدة من الشيطان (</w:t>
@@ -859,6 +1051,8 @@
       <w:hyperlink r:id="rId13">
         <w:r>
           <w:rPr>
+            <w:rtl/>
+            <w:cs/>
             <w:lang w:val="ar_AE" w:bidi="ar_AE"/>
           </w:rPr>
           <w:rPr>
@@ -870,6 +1064,8 @@
       </w:hyperlink>
       <w:r>
         <w:rPr>
+          <w:rtl/>
+          <w:cs/>
           <w:lang w:val="ar_AE" w:bidi="ar_AE"/>
         </w:rPr>
         <w:t xml:space="preserve">; </w:t>
@@ -877,6 +1073,8 @@
       <w:hyperlink r:id="rId31">
         <w:r>
           <w:rPr>
+            <w:rtl/>
+            <w:cs/>
             <w:lang w:val="ar_AE" w:bidi="ar_AE"/>
           </w:rPr>
           <w:rPr>
@@ -888,6 +1086,8 @@
       </w:hyperlink>
       <w:r>
         <w:rPr>
+          <w:rtl/>
+          <w:cs/>
           <w:lang w:val="ar_AE" w:bidi="ar_AE"/>
         </w:rPr>
         <w:t>). لكن يسوع غلب الشيطان، وفي النهاية سيُبطل كل سلطانه و قوته (</w:t>
@@ -895,6 +1095,8 @@
       <w:hyperlink r:id="rId29">
         <w:r>
           <w:rPr>
+            <w:rtl/>
+            <w:cs/>
             <w:lang w:val="ar_AE" w:bidi="ar_AE"/>
           </w:rPr>
           <w:rPr>
@@ -906,6 +1108,8 @@
       </w:hyperlink>
       <w:r>
         <w:rPr>
+          <w:rtl/>
+          <w:cs/>
           <w:lang w:val="ar_AE" w:bidi="ar_AE"/>
         </w:rPr>
         <w:t xml:space="preserve">; </w:t>
@@ -913,6 +1117,8 @@
       <w:hyperlink r:id="rId32">
         <w:r>
           <w:rPr>
+            <w:rtl/>
+            <w:cs/>
             <w:lang w:val="ar_AE" w:bidi="ar_AE"/>
           </w:rPr>
           <w:rPr>
@@ -924,6 +1130,8 @@
       </w:hyperlink>
       <w:r>
         <w:rPr>
+          <w:rtl/>
+          <w:cs/>
           <w:lang w:val="ar_AE" w:bidi="ar_AE"/>
         </w:rPr>
         <w:t xml:space="preserve">; </w:t>
@@ -931,6 +1139,8 @@
       <w:hyperlink r:id="rId33">
         <w:r>
           <w:rPr>
+            <w:rtl/>
+            <w:cs/>
             <w:lang w:val="ar_AE" w:bidi="ar_AE"/>
           </w:rPr>
           <w:rPr>
@@ -942,6 +1152,8 @@
       </w:hyperlink>
       <w:r>
         <w:rPr>
+          <w:rtl/>
+          <w:cs/>
           <w:lang w:val="ar_AE" w:bidi="ar_AE"/>
         </w:rPr>
         <w:t>).</w:t>
@@ -953,12 +1165,16 @@
       </w:pPr>
       <w:r>
         <w:rPr>
+          <w:rtl/>
+          <w:cs/>
           <w:lang w:val="ar_AE" w:bidi="ar_AE"/>
         </w:rPr>
       </w:r>
       <w:r>
         <w:rPr>
           <w:u w:val="single"/>
+          <w:rtl/>
+          <w:cs/>
           <w:lang w:val="ar_AE" w:bidi="ar_AE"/>
         </w:rPr>
         <w:t>مقاطع إضافية للدراسة</w:t>
@@ -970,12 +1186,16 @@
       </w:pPr>
       <w:r>
         <w:rPr>
+          <w:rtl/>
+          <w:cs/>
           <w:lang w:val="ar_AE" w:bidi="ar_AE"/>
         </w:rPr>
       </w:r>
       <w:hyperlink r:id="rId34">
         <w:r>
           <w:rPr>
+            <w:rtl/>
+            <w:cs/>
             <w:lang w:val="ar_AE" w:bidi="ar_AE"/>
           </w:rPr>
           <w:rPr>
@@ -987,6 +1207,8 @@
       </w:hyperlink>
       <w:r>
         <w:rPr>
+          <w:rtl/>
+          <w:cs/>
           <w:lang w:val="ar_AE" w:bidi="ar_AE"/>
         </w:rPr>
         <w:t xml:space="preserve">; </w:t>
@@ -994,6 +1216,8 @@
       <w:hyperlink r:id="rId35">
         <w:r>
           <w:rPr>
+            <w:rtl/>
+            <w:cs/>
             <w:lang w:val="ar_AE" w:bidi="ar_AE"/>
           </w:rPr>
           <w:rPr>
@@ -1005,6 +1229,8 @@
       </w:hyperlink>
       <w:r>
         <w:rPr>
+          <w:rtl/>
+          <w:cs/>
           <w:lang w:val="ar_AE" w:bidi="ar_AE"/>
         </w:rPr>
         <w:t xml:space="preserve">; </w:t>
@@ -1012,6 +1238,8 @@
       <w:hyperlink r:id="rId36">
         <w:r>
           <w:rPr>
+            <w:rtl/>
+            <w:cs/>
             <w:lang w:val="ar_AE" w:bidi="ar_AE"/>
           </w:rPr>
           <w:rPr>
@@ -1023,6 +1251,8 @@
       </w:hyperlink>
       <w:r>
         <w:rPr>
+          <w:rtl/>
+          <w:cs/>
           <w:lang w:val="ar_AE" w:bidi="ar_AE"/>
         </w:rPr>
         <w:t xml:space="preserve">; </w:t>
@@ -1030,6 +1260,8 @@
       <w:hyperlink r:id="rId13">
         <w:r>
           <w:rPr>
+            <w:rtl/>
+            <w:cs/>
             <w:lang w:val="ar_AE" w:bidi="ar_AE"/>
           </w:rPr>
           <w:rPr>
@@ -1041,6 +1273,8 @@
       </w:hyperlink>
       <w:r>
         <w:rPr>
+          <w:rtl/>
+          <w:cs/>
           <w:lang w:val="ar_AE" w:bidi="ar_AE"/>
         </w:rPr>
         <w:t xml:space="preserve">; </w:t>
@@ -1048,6 +1282,8 @@
       <w:hyperlink r:id="rId20">
         <w:r>
           <w:rPr>
+            <w:rtl/>
+            <w:cs/>
             <w:lang w:val="ar_AE" w:bidi="ar_AE"/>
           </w:rPr>
           <w:rPr>
@@ -1059,6 +1295,8 @@
       </w:hyperlink>
       <w:r>
         <w:rPr>
+          <w:rtl/>
+          <w:cs/>
           <w:lang w:val="ar_AE" w:bidi="ar_AE"/>
         </w:rPr>
         <w:t xml:space="preserve">; </w:t>
@@ -1066,6 +1304,8 @@
       <w:hyperlink r:id="rId30">
         <w:r>
           <w:rPr>
+            <w:rtl/>
+            <w:cs/>
             <w:lang w:val="ar_AE" w:bidi="ar_AE"/>
           </w:rPr>
           <w:rPr>
@@ -1077,6 +1317,8 @@
       </w:hyperlink>
       <w:r>
         <w:rPr>
+          <w:rtl/>
+          <w:cs/>
           <w:lang w:val="ar_AE" w:bidi="ar_AE"/>
         </w:rPr>
         <w:t xml:space="preserve">; </w:t>
@@ -1084,6 +1326,8 @@
       <w:hyperlink r:id="rId37">
         <w:r>
           <w:rPr>
+            <w:rtl/>
+            <w:cs/>
             <w:lang w:val="ar_AE" w:bidi="ar_AE"/>
           </w:rPr>
           <w:rPr>
@@ -1095,6 +1339,8 @@
       </w:hyperlink>
       <w:r>
         <w:rPr>
+          <w:rtl/>
+          <w:cs/>
           <w:lang w:val="ar_AE" w:bidi="ar_AE"/>
         </w:rPr>
         <w:t xml:space="preserve">; </w:t>
@@ -1102,6 +1348,8 @@
       <w:hyperlink r:id="rId38">
         <w:r>
           <w:rPr>
+            <w:rtl/>
+            <w:cs/>
             <w:lang w:val="ar_AE" w:bidi="ar_AE"/>
           </w:rPr>
           <w:rPr>
@@ -1113,6 +1361,8 @@
       </w:hyperlink>
       <w:r>
         <w:rPr>
+          <w:rtl/>
+          <w:cs/>
           <w:lang w:val="ar_AE" w:bidi="ar_AE"/>
         </w:rPr>
         <w:t xml:space="preserve">; </w:t>
@@ -1120,6 +1370,8 @@
       <w:hyperlink r:id="rId39">
         <w:r>
           <w:rPr>
+            <w:rtl/>
+            <w:cs/>
             <w:lang w:val="ar_AE" w:bidi="ar_AE"/>
           </w:rPr>
           <w:rPr>
@@ -1131,6 +1383,8 @@
       </w:hyperlink>
       <w:r>
         <w:rPr>
+          <w:rtl/>
+          <w:cs/>
           <w:lang w:val="ar_AE" w:bidi="ar_AE"/>
         </w:rPr>
         <w:t xml:space="preserve">, </w:t>
@@ -1138,6 +1392,8 @@
       <w:hyperlink r:id="rId40">
         <w:r>
           <w:rPr>
+            <w:rtl/>
+            <w:cs/>
             <w:lang w:val="ar_AE" w:bidi="ar_AE"/>
           </w:rPr>
           <w:rPr>
@@ -1149,6 +1405,8 @@
       </w:hyperlink>
       <w:r>
         <w:rPr>
+          <w:rtl/>
+          <w:cs/>
           <w:lang w:val="ar_AE" w:bidi="ar_AE"/>
         </w:rPr>
         <w:t xml:space="preserve">; </w:t>
@@ -1156,6 +1414,8 @@
       <w:hyperlink r:id="rId32">
         <w:r>
           <w:rPr>
+            <w:rtl/>
+            <w:cs/>
             <w:lang w:val="ar_AE" w:bidi="ar_AE"/>
           </w:rPr>
           <w:rPr>
@@ -1167,6 +1427,8 @@
       </w:hyperlink>
       <w:r>
         <w:rPr>
+          <w:rtl/>
+          <w:cs/>
           <w:lang w:val="ar_AE" w:bidi="ar_AE"/>
         </w:rPr>
         <w:t xml:space="preserve">; </w:t>
@@ -1174,6 +1436,8 @@
       <w:hyperlink r:id="rId31">
         <w:r>
           <w:rPr>
+            <w:rtl/>
+            <w:cs/>
             <w:lang w:val="ar_AE" w:bidi="ar_AE"/>
           </w:rPr>
           <w:rPr>
@@ -1185,6 +1449,8 @@
       </w:hyperlink>
       <w:r>
         <w:rPr>
+          <w:rtl/>
+          <w:cs/>
           <w:lang w:val="ar_AE" w:bidi="ar_AE"/>
         </w:rPr>
         <w:t xml:space="preserve">; </w:t>
@@ -1192,6 +1458,8 @@
       <w:hyperlink r:id="rId41">
         <w:r>
           <w:rPr>
+            <w:rtl/>
+            <w:cs/>
             <w:lang w:val="ar_AE" w:bidi="ar_AE"/>
           </w:rPr>
           <w:rPr>
@@ -1203,6 +1471,8 @@
       </w:hyperlink>
       <w:r>
         <w:rPr>
+          <w:rtl/>
+          <w:cs/>
           <w:lang w:val="ar_AE" w:bidi="ar_AE"/>
         </w:rPr>
         <w:t xml:space="preserve">; </w:t>
@@ -1210,6 +1480,8 @@
       <w:hyperlink r:id="rId42">
         <w:r>
           <w:rPr>
+            <w:rtl/>
+            <w:cs/>
             <w:lang w:val="ar_AE" w:bidi="ar_AE"/>
           </w:rPr>
           <w:rPr>
@@ -1221,6 +1493,8 @@
       </w:hyperlink>
       <w:r>
         <w:rPr>
+          <w:rtl/>
+          <w:cs/>
           <w:lang w:val="ar_AE" w:bidi="ar_AE"/>
         </w:rPr>
         <w:t xml:space="preserve">; </w:t>
@@ -1228,6 +1502,8 @@
       <w:hyperlink r:id="rId43">
         <w:r>
           <w:rPr>
+            <w:rtl/>
+            <w:cs/>
             <w:lang w:val="ar_AE" w:bidi="ar_AE"/>
           </w:rPr>
           <w:rPr>
@@ -1239,6 +1515,8 @@
       </w:hyperlink>
       <w:r>
         <w:rPr>
+          <w:rtl/>
+          <w:cs/>
           <w:lang w:val="ar_AE" w:bidi="ar_AE"/>
         </w:rPr>
         <w:t xml:space="preserve">; </w:t>
@@ -1246,6 +1524,8 @@
       <w:hyperlink r:id="rId44">
         <w:r>
           <w:rPr>
+            <w:rtl/>
+            <w:cs/>
             <w:lang w:val="ar_AE" w:bidi="ar_AE"/>
           </w:rPr>
           <w:rPr>
@@ -1257,6 +1537,8 @@
       </w:hyperlink>
       <w:r>
         <w:rPr>
+          <w:rtl/>
+          <w:cs/>
           <w:lang w:val="ar_AE" w:bidi="ar_AE"/>
         </w:rPr>
         <w:t xml:space="preserve">; </w:t>
@@ -1264,6 +1546,8 @@
       <w:hyperlink r:id="rId45">
         <w:r>
           <w:rPr>
+            <w:rtl/>
+            <w:cs/>
             <w:lang w:val="ar_AE" w:bidi="ar_AE"/>
           </w:rPr>
           <w:rPr>
@@ -1275,6 +1559,8 @@
       </w:hyperlink>
       <w:r>
         <w:rPr>
+          <w:rtl/>
+          <w:cs/>
           <w:lang w:val="ar_AE" w:bidi="ar_AE"/>
         </w:rPr>
         <w:t xml:space="preserve">; </w:t>
@@ -1282,6 +1568,8 @@
       <w:hyperlink r:id="rId46">
         <w:r>
           <w:rPr>
+            <w:rtl/>
+            <w:cs/>
             <w:lang w:val="ar_AE" w:bidi="ar_AE"/>
           </w:rPr>
           <w:rPr>
@@ -1293,6 +1581,8 @@
       </w:hyperlink>
       <w:r>
         <w:rPr>
+          <w:rtl/>
+          <w:cs/>
           <w:lang w:val="ar_AE" w:bidi="ar_AE"/>
         </w:rPr>
         <w:t xml:space="preserve">; </w:t>
@@ -1300,6 +1590,8 @@
       <w:hyperlink r:id="rId47">
         <w:r>
           <w:rPr>
+            <w:rtl/>
+            <w:cs/>
             <w:lang w:val="ar_AE" w:bidi="ar_AE"/>
           </w:rPr>
           <w:rPr>
@@ -1311,6 +1603,8 @@
       </w:hyperlink>
       <w:r>
         <w:rPr>
+          <w:rtl/>
+          <w:cs/>
           <w:lang w:val="ar_AE" w:bidi="ar_AE"/>
         </w:rPr>
         <w:t xml:space="preserve">; </w:t>
@@ -1318,6 +1612,8 @@
       <w:hyperlink r:id="rId33">
         <w:r>
           <w:rPr>
+            <w:rtl/>
+            <w:cs/>
             <w:lang w:val="ar_AE" w:bidi="ar_AE"/>
           </w:rPr>
           <w:rPr>
@@ -1329,11 +1625,15 @@
       </w:hyperlink>
       <w:r>
         <w:rPr>
-          <w:lang w:val="ar_AE" w:bidi="ar_AE"/>
-        </w:rPr>
-      </w:r>
-      <w:r>
-        <w:rPr>
+          <w:rtl/>
+          <w:cs/>
+          <w:lang w:val="ar_AE" w:bidi="ar_AE"/>
+        </w:rPr>
+      </w:r>
+      <w:r>
+        <w:rPr>
+          <w:rtl/>
+          <w:cs/>
           <w:lang w:val="ar_AE" w:bidi="ar_AE"/>
         </w:rPr>
       </w:r>
@@ -1344,6 +1644,8 @@
       </w:pPr>
       <w:r>
         <w:rPr>
+          <w:rtl/>
+          <w:cs/>
           <w:lang w:val="ar_AE" w:bidi="ar_AE"/>
         </w:rPr>
       </w:r>
@@ -1355,12 +1657,16 @@
       </w:pPr>
       <w:r>
         <w:rPr>
+          <w:rtl/>
+          <w:cs/>
           <w:lang w:val="ar_AE" w:bidi="ar_AE"/>
         </w:rPr>
         <w:t>يوم الرب</w:t>
       </w:r>
       <w:r>
         <w:rPr>
+          <w:rtl/>
+          <w:cs/>
           <w:lang w:val="ar_AE" w:bidi="ar_AE"/>
         </w:rPr>
       </w:r>
@@ -1371,11 +1677,15 @@
       </w:pPr>
       <w:r>
         <w:rPr>
-          <w:lang w:val="ar_AE" w:bidi="ar_AE"/>
-        </w:rPr>
-      </w:r>
-      <w:r>
-        <w:rPr>
+          <w:rtl/>
+          <w:cs/>
+          <w:lang w:val="ar_AE" w:bidi="ar_AE"/>
+        </w:rPr>
+      </w:r>
+      <w:r>
+        <w:rPr>
+          <w:rtl/>
+          <w:cs/>
           <w:lang w:val="ar_AE" w:bidi="ar_AE"/>
         </w:rPr>
         <w:t xml:space="preserve">تصف عبارة </w:t>
@@ -1383,12 +1693,16 @@
       <w:r>
         <w:rPr>
           <w:i/>
+          <w:rtl/>
+          <w:cs/>
           <w:lang w:val="ar_AE" w:bidi="ar_AE"/>
         </w:rPr>
         <w:t>يوم</w:t>
       </w:r>
       <w:r>
         <w:rPr>
+          <w:rtl/>
+          <w:cs/>
           <w:lang w:val="ar_AE" w:bidi="ar_AE"/>
         </w:rPr>
         <w:t xml:space="preserve"> </w:t>
@@ -1396,12 +1710,16 @@
       <w:r>
         <w:rPr>
           <w:i/>
+          <w:rtl/>
+          <w:cs/>
           <w:lang w:val="ar_AE" w:bidi="ar_AE"/>
         </w:rPr>
         <w:t>الرب</w:t>
       </w:r>
       <w:r>
         <w:rPr>
+          <w:rtl/>
+          <w:cs/>
           <w:lang w:val="ar_AE" w:bidi="ar_AE"/>
         </w:rPr>
         <w:t xml:space="preserve"> الوقت الذي سيعاقب فيه الله أعداءه بقضاء عادل. حيث يتلقَّى الأشرار العقاب الذي يستحقونه بينما ينال الأبرار خلاصهم الكامل (انظر </w:t>
@@ -1409,6 +1727,8 @@
       <w:hyperlink r:id="rId48">
         <w:r>
           <w:rPr>
+            <w:rtl/>
+            <w:cs/>
             <w:lang w:val="ar_AE" w:bidi="ar_AE"/>
           </w:rPr>
           <w:rPr>
@@ -1420,6 +1740,8 @@
       </w:hyperlink>
       <w:r>
         <w:rPr>
+          <w:rtl/>
+          <w:cs/>
           <w:lang w:val="ar_AE" w:bidi="ar_AE"/>
         </w:rPr>
         <w:t>). في هذا اليوم سيُظهر الله أنه ضابط الخليقة بقوة. عندما يظهر الله في المجد سيشعر الناس بالخوف (</w:t>
@@ -1427,6 +1749,8 @@
       <w:hyperlink r:id="rId49">
         <w:r>
           <w:rPr>
+            <w:rtl/>
+            <w:cs/>
             <w:lang w:val="ar_AE" w:bidi="ar_AE"/>
           </w:rPr>
           <w:rPr>
@@ -1438,6 +1762,8 @@
       </w:hyperlink>
       <w:r>
         <w:rPr>
+          <w:rtl/>
+          <w:cs/>
           <w:lang w:val="ar_AE" w:bidi="ar_AE"/>
         </w:rPr>
         <w:t xml:space="preserve">، </w:t>
@@ -1445,6 +1771,8 @@
       <w:hyperlink r:id="rId50">
         <w:r>
           <w:rPr>
+            <w:rtl/>
+            <w:cs/>
             <w:lang w:val="ar_AE" w:bidi="ar_AE"/>
           </w:rPr>
           <w:rPr>
@@ -1456,6 +1784,8 @@
       </w:hyperlink>
       <w:r>
         <w:rPr>
+          <w:rtl/>
+          <w:cs/>
           <w:lang w:val="ar_AE" w:bidi="ar_AE"/>
         </w:rPr>
         <w:t xml:space="preserve">، </w:t>
@@ -1463,6 +1793,8 @@
       <w:hyperlink r:id="rId51">
         <w:r>
           <w:rPr>
+            <w:rtl/>
+            <w:cs/>
             <w:lang w:val="ar_AE" w:bidi="ar_AE"/>
           </w:rPr>
           <w:rPr>
@@ -1474,6 +1806,8 @@
       </w:hyperlink>
       <w:r>
         <w:rPr>
+          <w:rtl/>
+          <w:cs/>
           <w:lang w:val="ar_AE" w:bidi="ar_AE"/>
         </w:rPr>
         <w:t>). وذلك لأنه يفحص جميع أنظمة الدعم البشري بما في ذلك الهياكل الدينية والاقتصادية والعسكرية والاجتماعية.</w:t>
@@ -1485,11 +1819,15 @@
       </w:pPr>
       <w:r>
         <w:rPr>
-          <w:lang w:val="ar_AE" w:bidi="ar_AE"/>
-        </w:rPr>
-      </w:r>
-      <w:r>
-        <w:rPr>
+          <w:rtl/>
+          <w:cs/>
+          <w:lang w:val="ar_AE" w:bidi="ar_AE"/>
+        </w:rPr>
+      </w:r>
+      <w:r>
+        <w:rPr>
+          <w:rtl/>
+          <w:cs/>
           <w:lang w:val="ar_AE" w:bidi="ar_AE"/>
         </w:rPr>
         <w:t>لقد ظهرت هذه العبارة لأول مرة في نبوءة عاموس (</w:t>
@@ -1497,6 +1835,8 @@
       <w:hyperlink r:id="rId52">
         <w:r>
           <w:rPr>
+            <w:rtl/>
+            <w:cs/>
             <w:lang w:val="ar_AE" w:bidi="ar_AE"/>
           </w:rPr>
           <w:rPr>
@@ -1508,6 +1848,8 @@
       </w:hyperlink>
       <w:r>
         <w:rPr>
+          <w:rtl/>
+          <w:cs/>
           <w:lang w:val="ar_AE" w:bidi="ar_AE"/>
         </w:rPr>
         <w:t>)، لكن بدايتها لم تكن هنا. لقد قام عاموس بتصحيح سوء فهم شائع بين شعب إسرائيل، حيث كانوا يعتقدون أن يوم الرب سيكون يومًا مفرحًا للخلاص. كانوا يؤمنون بأن الله سيحكم على أعداء إسرائيل ويعيد حكم إسرائيل على كنعان الكبرى.</w:t>
@@ -1519,11 +1861,15 @@
       </w:pPr>
       <w:r>
         <w:rPr>
-          <w:lang w:val="ar_AE" w:bidi="ar_AE"/>
-        </w:rPr>
-      </w:r>
-      <w:r>
-        <w:rPr>
+          <w:rtl/>
+          <w:cs/>
+          <w:lang w:val="ar_AE" w:bidi="ar_AE"/>
+        </w:rPr>
+      </w:r>
+      <w:r>
+        <w:rPr>
+          <w:rtl/>
+          <w:cs/>
           <w:lang w:val="ar_AE" w:bidi="ar_AE"/>
         </w:rPr>
         <w:t xml:space="preserve">لكن عاموس حذَّر من أن يوم الرب سيجلب الظلام وليس النور. وذلك لأن الناس كانوا يتمردون ضد الله (انظر </w:t>
@@ -1531,6 +1877,8 @@
       <w:hyperlink r:id="rId53">
         <w:r>
           <w:rPr>
+            <w:rtl/>
+            <w:cs/>
             <w:lang w:val="ar_AE" w:bidi="ar_AE"/>
           </w:rPr>
           <w:rPr>
@@ -1542,6 +1890,8 @@
       </w:hyperlink>
       <w:r>
         <w:rPr>
+          <w:rtl/>
+          <w:cs/>
           <w:lang w:val="ar_AE" w:bidi="ar_AE"/>
         </w:rPr>
         <w:t xml:space="preserve">، </w:t>
@@ -1549,6 +1899,8 @@
       <w:hyperlink r:id="rId54">
         <w:r>
           <w:rPr>
+            <w:rtl/>
+            <w:cs/>
             <w:lang w:val="ar_AE" w:bidi="ar_AE"/>
           </w:rPr>
           <w:rPr>
@@ -1560,6 +1912,8 @@
       </w:hyperlink>
       <w:r>
         <w:rPr>
+          <w:rtl/>
+          <w:cs/>
           <w:lang w:val="ar_AE" w:bidi="ar_AE"/>
         </w:rPr>
         <w:t>). لقد كان الإسرائيليون واثقين من أن الله دائمًا في صفهم. إلا أن خطاياهم جعلتهم أعداء لله مستحقين العقاب الكامل.</w:t>
@@ -1571,11 +1925,15 @@
       </w:pPr>
       <w:r>
         <w:rPr>
-          <w:lang w:val="ar_AE" w:bidi="ar_AE"/>
-        </w:rPr>
-      </w:r>
-      <w:r>
-        <w:rPr>
+          <w:rtl/>
+          <w:cs/>
+          <w:lang w:val="ar_AE" w:bidi="ar_AE"/>
+        </w:rPr>
+      </w:r>
+      <w:r>
+        <w:rPr>
+          <w:rtl/>
+          <w:cs/>
           <w:lang w:val="ar_AE" w:bidi="ar_AE"/>
         </w:rPr>
         <w:t xml:space="preserve">غالبًا ما استخدم الأنبياء عبارة "ذلك اليوم" لوصف حدث مهم (انظر </w:t>
@@ -1583,6 +1941,8 @@
       <w:hyperlink r:id="rId55">
         <w:r>
           <w:rPr>
+            <w:rtl/>
+            <w:cs/>
             <w:lang w:val="ar_AE" w:bidi="ar_AE"/>
           </w:rPr>
           <w:rPr>
@@ -1594,6 +1954,8 @@
       </w:hyperlink>
       <w:r>
         <w:rPr>
+          <w:rtl/>
+          <w:cs/>
           <w:lang w:val="ar_AE" w:bidi="ar_AE"/>
         </w:rPr>
         <w:t xml:space="preserve">؛ </w:t>
@@ -1601,6 +1963,8 @@
       <w:hyperlink r:id="rId56">
         <w:r>
           <w:rPr>
+            <w:rtl/>
+            <w:cs/>
             <w:lang w:val="ar_AE" w:bidi="ar_AE"/>
           </w:rPr>
           <w:rPr>
@@ -1612,6 +1976,8 @@
       </w:hyperlink>
       <w:r>
         <w:rPr>
+          <w:rtl/>
+          <w:cs/>
           <w:lang w:val="ar_AE" w:bidi="ar_AE"/>
         </w:rPr>
         <w:t xml:space="preserve">؛ </w:t>
@@ -1619,6 +1985,8 @@
       <w:hyperlink r:id="rId57">
         <w:r>
           <w:rPr>
+            <w:rtl/>
+            <w:cs/>
             <w:lang w:val="ar_AE" w:bidi="ar_AE"/>
           </w:rPr>
           <w:rPr>
@@ -1630,6 +1998,8 @@
       </w:hyperlink>
       <w:r>
         <w:rPr>
+          <w:rtl/>
+          <w:cs/>
           <w:lang w:val="ar_AE" w:bidi="ar_AE"/>
         </w:rPr>
         <w:t xml:space="preserve">). كان الأنبياء يرون أن"ذلك اليوم" قريب بسبب تحذيرات الله وخطايا البشر (انظر </w:t>
@@ -1637,6 +2007,8 @@
       <w:hyperlink r:id="rId58">
         <w:r>
           <w:rPr>
+            <w:rtl/>
+            <w:cs/>
             <w:lang w:val="ar_AE" w:bidi="ar_AE"/>
           </w:rPr>
           <w:rPr>
@@ -1648,6 +2020,8 @@
       </w:hyperlink>
       <w:r>
         <w:rPr>
+          <w:rtl/>
+          <w:cs/>
           <w:lang w:val="ar_AE" w:bidi="ar_AE"/>
         </w:rPr>
         <w:t xml:space="preserve">؛ </w:t>
@@ -1655,6 +2029,8 @@
       <w:hyperlink r:id="rId59">
         <w:r>
           <w:rPr>
+            <w:rtl/>
+            <w:cs/>
             <w:lang w:val="ar_AE" w:bidi="ar_AE"/>
           </w:rPr>
           <w:rPr>
@@ -1666,6 +2042,8 @@
       </w:hyperlink>
       <w:r>
         <w:rPr>
+          <w:rtl/>
+          <w:cs/>
           <w:lang w:val="ar_AE" w:bidi="ar_AE"/>
         </w:rPr>
         <w:t xml:space="preserve">). وكانوا يأملون أن تحذيراتهم ستدفع شعب الله إلى التوبة (انظر </w:t>
@@ -1673,6 +2051,8 @@
       <w:hyperlink r:id="rId60">
         <w:r>
           <w:rPr>
+            <w:rtl/>
+            <w:cs/>
             <w:lang w:val="ar_AE" w:bidi="ar_AE"/>
           </w:rPr>
           <w:rPr>
@@ -1684,6 +2064,8 @@
       </w:hyperlink>
       <w:r>
         <w:rPr>
+          <w:rtl/>
+          <w:cs/>
           <w:lang w:val="ar_AE" w:bidi="ar_AE"/>
         </w:rPr>
         <w:t>). لكن مع الأسف تجاهل معظم الناس هذه التحذيرات.</w:t>
@@ -1695,11 +2077,15 @@
       </w:pPr>
       <w:r>
         <w:rPr>
-          <w:lang w:val="ar_AE" w:bidi="ar_AE"/>
-        </w:rPr>
-      </w:r>
-      <w:r>
-        <w:rPr>
+          <w:rtl/>
+          <w:cs/>
+          <w:lang w:val="ar_AE" w:bidi="ar_AE"/>
+        </w:rPr>
+      </w:r>
+      <w:r>
+        <w:rPr>
+          <w:rtl/>
+          <w:cs/>
           <w:lang w:val="ar_AE" w:bidi="ar_AE"/>
         </w:rPr>
         <w:t>لقد حلَّ يوم الرب على المملكة الشمالية عندما دمرت آشور السامرة. وحدث ذلك للمملكة الجنوبية عندما غزت بابل أورشليم ودمرتها في الفترة ما بين 605 و586 قبل الميلاد.</w:t>
@@ -1711,11 +2097,15 @@
       </w:pPr>
       <w:r>
         <w:rPr>
-          <w:lang w:val="ar_AE" w:bidi="ar_AE"/>
-        </w:rPr>
-      </w:r>
-      <w:r>
-        <w:rPr>
+          <w:rtl/>
+          <w:cs/>
+          <w:lang w:val="ar_AE" w:bidi="ar_AE"/>
+        </w:rPr>
+      </w:r>
+      <w:r>
+        <w:rPr>
+          <w:rtl/>
+          <w:cs/>
           <w:lang w:val="ar_AE" w:bidi="ar_AE"/>
         </w:rPr>
         <w:t>إن يوم الرب كارثي للناس الأشرار. يقارن النبي يوئيل دمار هذا اليوم بضربة الجراد (</w:t>
@@ -1723,6 +2113,8 @@
       <w:hyperlink r:id="rId61">
         <w:r>
           <w:rPr>
+            <w:rtl/>
+            <w:cs/>
             <w:lang w:val="ar_AE" w:bidi="ar_AE"/>
           </w:rPr>
           <w:rPr>
@@ -1734,18 +2126,24 @@
       </w:hyperlink>
       <w:r>
         <w:rPr>
+          <w:rtl/>
+          <w:cs/>
           <w:lang w:val="ar_AE" w:bidi="ar_AE"/>
         </w:rPr>
         <w:t>). أما لشعب الرب فإن هذا اليوم يؤكد أن الله متسلط وعادل. إنه يوم خلاص للذين يطيعون الأنبياء ولـ"</w:t>
       </w:r>
       <w:r>
         <w:rPr>
+          <w:rtl/>
+          <w:cs/>
           <w:lang w:val="ar_AE" w:bidi="ar_AE"/>
         </w:rPr>
         <w:t>كُلَّ مَنْ يَدْعُو بِٱسْمِ ٱلرَّبِّ</w:t>
       </w:r>
       <w:r>
         <w:rPr>
+          <w:rtl/>
+          <w:cs/>
           <w:lang w:val="ar_AE" w:bidi="ar_AE"/>
         </w:rPr>
         <w:t xml:space="preserve">" (انظر </w:t>
@@ -1753,6 +2151,8 @@
       <w:hyperlink r:id="rId62">
         <w:r>
           <w:rPr>
+            <w:rtl/>
+            <w:cs/>
             <w:lang w:val="ar_AE" w:bidi="ar_AE"/>
           </w:rPr>
           <w:rPr>
@@ -1764,6 +2164,8 @@
       </w:hyperlink>
       <w:r>
         <w:rPr>
+          <w:rtl/>
+          <w:cs/>
           <w:lang w:val="ar_AE" w:bidi="ar_AE"/>
         </w:rPr>
         <w:t>).</w:t>
@@ -1775,11 +2177,15 @@
       </w:pPr>
       <w:r>
         <w:rPr>
-          <w:lang w:val="ar_AE" w:bidi="ar_AE"/>
-        </w:rPr>
-      </w:r>
-      <w:r>
-        <w:rPr>
+          <w:rtl/>
+          <w:cs/>
+          <w:lang w:val="ar_AE" w:bidi="ar_AE"/>
+        </w:rPr>
+      </w:r>
+      <w:r>
+        <w:rPr>
+          <w:rtl/>
+          <w:cs/>
           <w:lang w:val="ar_AE" w:bidi="ar_AE"/>
         </w:rPr>
         <w:t>لكن نفس هذا الإله الذي يجلب الدمار على أعدائه سيكون ملجأً وحصنًا لشعبه (</w:t>
@@ -1787,6 +2193,8 @@
       <w:hyperlink r:id="rId63">
         <w:r>
           <w:rPr>
+            <w:rtl/>
+            <w:cs/>
             <w:lang w:val="ar_AE" w:bidi="ar_AE"/>
           </w:rPr>
           <w:rPr>
@@ -1798,6 +2206,8 @@
       </w:hyperlink>
       <w:r>
         <w:rPr>
+          <w:rtl/>
+          <w:cs/>
           <w:lang w:val="ar_AE" w:bidi="ar_AE"/>
         </w:rPr>
         <w:t xml:space="preserve">). أما الأمم التي يستخدمها الله في قضائه على إسرائيل ويهوذا ستختبر لاحقاً "يوم الرب" الخاص بها (انظر على سبيل المثال </w:t>
@@ -1805,6 +2215,8 @@
       <w:hyperlink r:id="rId64">
         <w:r>
           <w:rPr>
+            <w:rtl/>
+            <w:cs/>
             <w:lang w:val="ar_AE" w:bidi="ar_AE"/>
           </w:rPr>
           <w:rPr>
@@ -1816,6 +2228,8 @@
       </w:hyperlink>
       <w:r>
         <w:rPr>
+          <w:rtl/>
+          <w:cs/>
           <w:lang w:val="ar_AE" w:bidi="ar_AE"/>
         </w:rPr>
         <w:t xml:space="preserve">؛ </w:t>
@@ -1823,6 +2237,8 @@
       <w:hyperlink r:id="rId65">
         <w:r>
           <w:rPr>
+            <w:rtl/>
+            <w:cs/>
             <w:lang w:val="ar_AE" w:bidi="ar_AE"/>
           </w:rPr>
           <w:rPr>
@@ -1834,6 +2250,8 @@
       </w:hyperlink>
       <w:r>
         <w:rPr>
+          <w:rtl/>
+          <w:cs/>
           <w:lang w:val="ar_AE" w:bidi="ar_AE"/>
         </w:rPr>
         <w:t xml:space="preserve">؛ </w:t>
@@ -1841,6 +2259,8 @@
       <w:hyperlink r:id="rId66">
         <w:r>
           <w:rPr>
+            <w:rtl/>
+            <w:cs/>
             <w:lang w:val="ar_AE" w:bidi="ar_AE"/>
           </w:rPr>
           <w:rPr>
@@ -1852,6 +2272,8 @@
       </w:hyperlink>
       <w:r>
         <w:rPr>
+          <w:rtl/>
+          <w:cs/>
           <w:lang w:val="ar_AE" w:bidi="ar_AE"/>
         </w:rPr>
         <w:t>).</w:t>
@@ -1863,11 +2285,15 @@
       </w:pPr>
       <w:r>
         <w:rPr>
-          <w:lang w:val="ar_AE" w:bidi="ar_AE"/>
-        </w:rPr>
-      </w:r>
-      <w:r>
-        <w:rPr>
+          <w:rtl/>
+          <w:cs/>
+          <w:lang w:val="ar_AE" w:bidi="ar_AE"/>
+        </w:rPr>
+      </w:r>
+      <w:r>
+        <w:rPr>
+          <w:rtl/>
+          <w:cs/>
           <w:lang w:val="ar_AE" w:bidi="ar_AE"/>
         </w:rPr>
         <w:t xml:space="preserve">لقد كان أنبياء العهد القديم غالبًا ما يرون أن هذا القضاء يحدث بالفعل خلال سبي شعب إسرائيل في بابل. أما كُتَّاب العهد الجديد فهم يستخدمون عبارة </w:t>
@@ -1875,12 +2301,16 @@
       <w:r>
         <w:rPr>
           <w:i/>
+          <w:rtl/>
+          <w:cs/>
           <w:lang w:val="ar_AE" w:bidi="ar_AE"/>
         </w:rPr>
         <w:t>يوم</w:t>
       </w:r>
       <w:r>
         <w:rPr>
+          <w:rtl/>
+          <w:cs/>
           <w:lang w:val="ar_AE" w:bidi="ar_AE"/>
         </w:rPr>
         <w:t xml:space="preserve"> </w:t>
@@ -1888,24 +2318,32 @@
       <w:r>
         <w:rPr>
           <w:i/>
+          <w:rtl/>
+          <w:cs/>
           <w:lang w:val="ar_AE" w:bidi="ar_AE"/>
         </w:rPr>
         <w:t>الرب</w:t>
       </w:r>
       <w:r>
         <w:rPr>
+          <w:rtl/>
+          <w:cs/>
           <w:lang w:val="ar_AE" w:bidi="ar_AE"/>
         </w:rPr>
         <w:t xml:space="preserve"> لوصف عودة يسوع كقاضي للعالم: ذلك اليوم "</w:t>
       </w:r>
       <w:r>
         <w:rPr>
+          <w:rtl/>
+          <w:cs/>
           <w:lang w:val="ar_AE" w:bidi="ar_AE"/>
         </w:rPr>
         <w:t>سَيَأْتِي كَلِصٍّ</w:t>
       </w:r>
       <w:r>
         <w:rPr>
+          <w:rtl/>
+          <w:cs/>
           <w:lang w:val="ar_AE" w:bidi="ar_AE"/>
         </w:rPr>
         <w:t>" (</w:t>
@@ -1913,6 +2351,8 @@
       <w:hyperlink r:id="rId67">
         <w:r>
           <w:rPr>
+            <w:rtl/>
+            <w:cs/>
             <w:lang w:val="ar_AE" w:bidi="ar_AE"/>
           </w:rPr>
           <w:rPr>
@@ -1924,6 +2364,8 @@
       </w:hyperlink>
       <w:r>
         <w:rPr>
+          <w:rtl/>
+          <w:cs/>
           <w:lang w:val="ar_AE" w:bidi="ar_AE"/>
         </w:rPr>
         <w:t xml:space="preserve">؛ انظر أيضًا </w:t>
@@ -1931,6 +2373,8 @@
       <w:hyperlink r:id="rId68">
         <w:r>
           <w:rPr>
+            <w:rtl/>
+            <w:cs/>
             <w:lang w:val="ar_AE" w:bidi="ar_AE"/>
           </w:rPr>
           <w:rPr>
@@ -1942,6 +2386,8 @@
       </w:hyperlink>
       <w:r>
         <w:rPr>
+          <w:rtl/>
+          <w:cs/>
           <w:lang w:val="ar_AE" w:bidi="ar_AE"/>
         </w:rPr>
         <w:t>). لذلك ينبغي أن يكون شعب الله مستعدًا، وإلا فسوف يواجهون نهاية مشابهة لأولئك الذين تجاهلوا تحذيرات الأنبياء.</w:t>
@@ -1953,12 +2399,16 @@
       </w:pPr>
       <w:r>
         <w:rPr>
+          <w:rtl/>
+          <w:cs/>
           <w:lang w:val="ar_AE" w:bidi="ar_AE"/>
         </w:rPr>
       </w:r>
       <w:r>
         <w:rPr>
           <w:u w:val="single"/>
+          <w:rtl/>
+          <w:cs/>
           <w:lang w:val="ar_AE" w:bidi="ar_AE"/>
         </w:rPr>
         <w:t>مقاطع لمزيد من البحث والدراسة</w:t>
@@ -1970,12 +2420,16 @@
       </w:pPr>
       <w:r>
         <w:rPr>
+          <w:rtl/>
+          <w:cs/>
           <w:lang w:val="ar_AE" w:bidi="ar_AE"/>
         </w:rPr>
       </w:r>
       <w:hyperlink r:id="rId69">
         <w:r>
           <w:rPr>
+            <w:rtl/>
+            <w:cs/>
             <w:lang w:val="ar_AE" w:bidi="ar_AE"/>
           </w:rPr>
           <w:rPr>
@@ -1987,6 +2441,8 @@
       </w:hyperlink>
       <w:r>
         <w:rPr>
+          <w:rtl/>
+          <w:cs/>
           <w:lang w:val="ar_AE" w:bidi="ar_AE"/>
         </w:rPr>
         <w:t xml:space="preserve">؛ </w:t>
@@ -1994,6 +2450,8 @@
       <w:hyperlink r:id="rId70">
         <w:r>
           <w:rPr>
+            <w:rtl/>
+            <w:cs/>
             <w:lang w:val="ar_AE" w:bidi="ar_AE"/>
           </w:rPr>
           <w:rPr>
@@ -2005,6 +2463,8 @@
       </w:hyperlink>
       <w:r>
         <w:rPr>
+          <w:rtl/>
+          <w:cs/>
           <w:lang w:val="ar_AE" w:bidi="ar_AE"/>
         </w:rPr>
         <w:t xml:space="preserve">؛ </w:t>
@@ -2012,6 +2472,8 @@
       <w:hyperlink r:id="rId71">
         <w:r>
           <w:rPr>
+            <w:rtl/>
+            <w:cs/>
             <w:lang w:val="ar_AE" w:bidi="ar_AE"/>
           </w:rPr>
           <w:rPr>
@@ -2023,6 +2485,8 @@
       </w:hyperlink>
       <w:r>
         <w:rPr>
+          <w:rtl/>
+          <w:cs/>
           <w:lang w:val="ar_AE" w:bidi="ar_AE"/>
         </w:rPr>
         <w:t xml:space="preserve">؛ </w:t>
@@ -2030,6 +2494,8 @@
       <w:hyperlink r:id="rId65">
         <w:r>
           <w:rPr>
+            <w:rtl/>
+            <w:cs/>
             <w:lang w:val="ar_AE" w:bidi="ar_AE"/>
           </w:rPr>
           <w:rPr>
@@ -2041,6 +2507,8 @@
       </w:hyperlink>
       <w:r>
         <w:rPr>
+          <w:rtl/>
+          <w:cs/>
           <w:lang w:val="ar_AE" w:bidi="ar_AE"/>
         </w:rPr>
         <w:t xml:space="preserve">؛ </w:t>
@@ -2048,6 +2516,8 @@
       <w:hyperlink r:id="rId72">
         <w:r>
           <w:rPr>
+            <w:rtl/>
+            <w:cs/>
             <w:lang w:val="ar_AE" w:bidi="ar_AE"/>
           </w:rPr>
           <w:rPr>
@@ -2059,6 +2529,8 @@
       </w:hyperlink>
       <w:r>
         <w:rPr>
+          <w:rtl/>
+          <w:cs/>
           <w:lang w:val="ar_AE" w:bidi="ar_AE"/>
         </w:rPr>
         <w:t xml:space="preserve">؛ </w:t>
@@ -2066,6 +2538,8 @@
       <w:hyperlink r:id="rId73">
         <w:r>
           <w:rPr>
+            <w:rtl/>
+            <w:cs/>
             <w:lang w:val="ar_AE" w:bidi="ar_AE"/>
           </w:rPr>
           <w:rPr>
@@ -2077,6 +2551,8 @@
       </w:hyperlink>
       <w:r>
         <w:rPr>
+          <w:rtl/>
+          <w:cs/>
           <w:lang w:val="ar_AE" w:bidi="ar_AE"/>
         </w:rPr>
         <w:t xml:space="preserve">، </w:t>
@@ -2084,6 +2560,8 @@
       <w:hyperlink r:id="rId74">
         <w:r>
           <w:rPr>
+            <w:rtl/>
+            <w:cs/>
             <w:lang w:val="ar_AE" w:bidi="ar_AE"/>
           </w:rPr>
           <w:rPr>
@@ -2095,6 +2573,8 @@
       </w:hyperlink>
       <w:r>
         <w:rPr>
+          <w:rtl/>
+          <w:cs/>
           <w:lang w:val="ar_AE" w:bidi="ar_AE"/>
         </w:rPr>
         <w:t xml:space="preserve">؛ </w:t>
@@ -2102,6 +2582,8 @@
       <w:hyperlink r:id="rId75">
         <w:r>
           <w:rPr>
+            <w:rtl/>
+            <w:cs/>
             <w:lang w:val="ar_AE" w:bidi="ar_AE"/>
           </w:rPr>
           <w:rPr>
@@ -2113,6 +2595,8 @@
       </w:hyperlink>
       <w:r>
         <w:rPr>
+          <w:rtl/>
+          <w:cs/>
           <w:lang w:val="ar_AE" w:bidi="ar_AE"/>
         </w:rPr>
         <w:t xml:space="preserve">؛ </w:t>
@@ -2120,6 +2604,8 @@
       <w:hyperlink r:id="rId76">
         <w:r>
           <w:rPr>
+            <w:rtl/>
+            <w:cs/>
             <w:lang w:val="ar_AE" w:bidi="ar_AE"/>
           </w:rPr>
           <w:rPr>
@@ -2131,6 +2617,8 @@
       </w:hyperlink>
       <w:r>
         <w:rPr>
+          <w:rtl/>
+          <w:cs/>
           <w:lang w:val="ar_AE" w:bidi="ar_AE"/>
         </w:rPr>
         <w:t xml:space="preserve">؛ </w:t>
@@ -2138,6 +2626,8 @@
       <w:hyperlink r:id="rId66">
         <w:r>
           <w:rPr>
+            <w:rtl/>
+            <w:cs/>
             <w:lang w:val="ar_AE" w:bidi="ar_AE"/>
           </w:rPr>
           <w:rPr>
@@ -2149,6 +2639,8 @@
       </w:hyperlink>
       <w:r>
         <w:rPr>
+          <w:rtl/>
+          <w:cs/>
           <w:lang w:val="ar_AE" w:bidi="ar_AE"/>
         </w:rPr>
         <w:t xml:space="preserve">؛ </w:t>
@@ -2156,6 +2648,8 @@
       <w:hyperlink r:id="rId77">
         <w:r>
           <w:rPr>
+            <w:rtl/>
+            <w:cs/>
             <w:lang w:val="ar_AE" w:bidi="ar_AE"/>
           </w:rPr>
           <w:rPr>
@@ -2167,6 +2661,8 @@
       </w:hyperlink>
       <w:r>
         <w:rPr>
+          <w:rtl/>
+          <w:cs/>
           <w:lang w:val="ar_AE" w:bidi="ar_AE"/>
         </w:rPr>
         <w:t xml:space="preserve">؛ </w:t>
@@ -2174,6 +2670,8 @@
       <w:hyperlink r:id="rId78">
         <w:r>
           <w:rPr>
+            <w:rtl/>
+            <w:cs/>
             <w:lang w:val="ar_AE" w:bidi="ar_AE"/>
           </w:rPr>
           <w:rPr>
@@ -2185,6 +2683,8 @@
       </w:hyperlink>
       <w:r>
         <w:rPr>
+          <w:rtl/>
+          <w:cs/>
           <w:lang w:val="ar_AE" w:bidi="ar_AE"/>
         </w:rPr>
         <w:t xml:space="preserve">؛ </w:t>
@@ -2192,6 +2692,8 @@
       <w:hyperlink r:id="rId79">
         <w:r>
           <w:rPr>
+            <w:rtl/>
+            <w:cs/>
             <w:lang w:val="ar_AE" w:bidi="ar_AE"/>
           </w:rPr>
           <w:rPr>
@@ -2203,6 +2705,8 @@
       </w:hyperlink>
       <w:r>
         <w:rPr>
+          <w:rtl/>
+          <w:cs/>
           <w:lang w:val="ar_AE" w:bidi="ar_AE"/>
         </w:rPr>
         <w:t xml:space="preserve">؛ </w:t>
@@ -2210,6 +2714,8 @@
       <w:hyperlink r:id="rId80">
         <w:r>
           <w:rPr>
+            <w:rtl/>
+            <w:cs/>
             <w:lang w:val="ar_AE" w:bidi="ar_AE"/>
           </w:rPr>
           <w:rPr>
@@ -2221,6 +2727,8 @@
       </w:hyperlink>
       <w:r>
         <w:rPr>
+          <w:rtl/>
+          <w:cs/>
           <w:lang w:val="ar_AE" w:bidi="ar_AE"/>
         </w:rPr>
         <w:t xml:space="preserve">؛ </w:t>
@@ -2228,6 +2736,8 @@
       <w:hyperlink r:id="rId81">
         <w:r>
           <w:rPr>
+            <w:rtl/>
+            <w:cs/>
             <w:lang w:val="ar_AE" w:bidi="ar_AE"/>
           </w:rPr>
           <w:rPr>
@@ -2239,6 +2749,8 @@
       </w:hyperlink>
       <w:r>
         <w:rPr>
+          <w:rtl/>
+          <w:cs/>
           <w:lang w:val="ar_AE" w:bidi="ar_AE"/>
         </w:rPr>
         <w:t xml:space="preserve">؛ </w:t>
@@ -2246,6 +2758,8 @@
       <w:hyperlink r:id="rId82">
         <w:r>
           <w:rPr>
+            <w:rtl/>
+            <w:cs/>
             <w:lang w:val="ar_AE" w:bidi="ar_AE"/>
           </w:rPr>
           <w:rPr>
@@ -2257,6 +2771,8 @@
       </w:hyperlink>
       <w:r>
         <w:rPr>
+          <w:rtl/>
+          <w:cs/>
           <w:lang w:val="ar_AE" w:bidi="ar_AE"/>
         </w:rPr>
         <w:t xml:space="preserve">؛ </w:t>
@@ -2264,6 +2780,8 @@
       <w:hyperlink r:id="rId83">
         <w:r>
           <w:rPr>
+            <w:rtl/>
+            <w:cs/>
             <w:lang w:val="ar_AE" w:bidi="ar_AE"/>
           </w:rPr>
           <w:rPr>
@@ -2275,6 +2793,8 @@
       </w:hyperlink>
       <w:r>
         <w:rPr>
+          <w:rtl/>
+          <w:cs/>
           <w:lang w:val="ar_AE" w:bidi="ar_AE"/>
         </w:rPr>
         <w:t xml:space="preserve">؛ </w:t>
@@ -2282,6 +2802,8 @@
       <w:hyperlink r:id="rId67">
         <w:r>
           <w:rPr>
+            <w:rtl/>
+            <w:cs/>
             <w:lang w:val="ar_AE" w:bidi="ar_AE"/>
           </w:rPr>
           <w:rPr>
@@ -2293,6 +2815,8 @@
       </w:hyperlink>
       <w:r>
         <w:rPr>
+          <w:rtl/>
+          <w:cs/>
           <w:lang w:val="ar_AE" w:bidi="ar_AE"/>
         </w:rPr>
         <w:t xml:space="preserve">؛ </w:t>
@@ -2300,6 +2824,8 @@
       <w:hyperlink r:id="rId84">
         <w:r>
           <w:rPr>
+            <w:rtl/>
+            <w:cs/>
             <w:lang w:val="ar_AE" w:bidi="ar_AE"/>
           </w:rPr>
           <w:rPr>
@@ -2311,11 +2837,15 @@
       </w:hyperlink>
       <w:r>
         <w:rPr>
-          <w:lang w:val="ar_AE" w:bidi="ar_AE"/>
-        </w:rPr>
-      </w:r>
-      <w:r>
-        <w:rPr>
+          <w:rtl/>
+          <w:cs/>
+          <w:lang w:val="ar_AE" w:bidi="ar_AE"/>
+        </w:rPr>
+      </w:r>
+      <w:r>
+        <w:rPr>
+          <w:rtl/>
+          <w:cs/>
           <w:lang w:val="ar_AE" w:bidi="ar_AE"/>
         </w:rPr>
       </w:r>

--- a/arb/docx/029.content.docx
+++ b/arb/docx/029.content.docx
@@ -309,20 +309,14 @@
         </w:rPr>
         <w:t>الشيطان هو الوكيل الشخصي للخطية والشر، وكان ضد يسوع (</w:t>
       </w:r>
-      <w:hyperlink r:id="rId13">
-        <w:r>
-          <w:rPr>
-            <w:rtl/>
-            <w:cs/>
-            <w:lang w:val="ar_AE" w:bidi="ar_AE"/>
-          </w:rPr>
-          <w:rPr>
-            <w:color w:val="0000EE"/>
-            <w:u w:val="single"/>
-          </w:rPr>
-          <w:t>متى 4:1–11</w:t>
-        </w:r>
-      </w:hyperlink>
+      <w:r>
+        <w:rPr>
+          <w:rtl/>
+          <w:cs/>
+          <w:lang w:val="ar_AE" w:bidi="ar_AE"/>
+        </w:rPr>
+        <w:t>متى 4:1–11</w:t>
+      </w:r>
       <w:r>
         <w:rPr>
           <w:rtl/>
@@ -408,20 +402,14 @@
         </w:rPr>
         <w:t xml:space="preserve"> (</w:t>
       </w:r>
-      <w:hyperlink r:id="rId14">
-        <w:r>
-          <w:rPr>
-            <w:rtl/>
-            <w:cs/>
-            <w:lang w:val="ar_AE" w:bidi="ar_AE"/>
-          </w:rPr>
-          <w:rPr>
-            <w:color w:val="0000EE"/>
-            <w:u w:val="single"/>
-          </w:rPr>
-          <w:t>4:10</w:t>
-        </w:r>
-      </w:hyperlink>
+      <w:r>
+        <w:rPr>
+          <w:rtl/>
+          <w:cs/>
+          <w:lang w:val="ar_AE" w:bidi="ar_AE"/>
+        </w:rPr>
+        <w:t>4:10</w:t>
+      </w:r>
       <w:r>
         <w:rPr>
           <w:rtl/>
@@ -453,20 +441,14 @@
         </w:rPr>
         <w:t>"إبليس" (</w:t>
       </w:r>
-      <w:hyperlink r:id="rId13">
-        <w:r>
-          <w:rPr>
-            <w:rtl/>
-            <w:cs/>
-            <w:lang w:val="ar_AE" w:bidi="ar_AE"/>
-          </w:rPr>
-          <w:rPr>
-            <w:color w:val="0000EE"/>
-            <w:u w:val="single"/>
-          </w:rPr>
-          <w:t>4:1–11</w:t>
-        </w:r>
-      </w:hyperlink>
+      <w:r>
+        <w:rPr>
+          <w:rtl/>
+          <w:cs/>
+          <w:lang w:val="ar_AE" w:bidi="ar_AE"/>
+        </w:rPr>
+        <w:t>4:1–11</w:t>
+      </w:r>
       <w:r>
         <w:rPr>
           <w:rtl/>
@@ -475,20 +457,14 @@
         </w:rPr>
         <w:t xml:space="preserve">; </w:t>
       </w:r>
-      <w:hyperlink r:id="rId15">
-        <w:r>
-          <w:rPr>
-            <w:rtl/>
-            <w:cs/>
-            <w:lang w:val="ar_AE" w:bidi="ar_AE"/>
-          </w:rPr>
-          <w:rPr>
-            <w:color w:val="0000EE"/>
-            <w:u w:val="single"/>
-          </w:rPr>
-          <w:t>13:39</w:t>
-        </w:r>
-      </w:hyperlink>
+      <w:r>
+        <w:rPr>
+          <w:rtl/>
+          <w:cs/>
+          <w:lang w:val="ar_AE" w:bidi="ar_AE"/>
+        </w:rPr>
+        <w:t>13:39</w:t>
+      </w:r>
       <w:r>
         <w:rPr>
           <w:rtl/>
@@ -520,20 +496,14 @@
         </w:rPr>
         <w:t>"المُجرب" (</w:t>
       </w:r>
-      <w:hyperlink r:id="rId16">
-        <w:r>
-          <w:rPr>
-            <w:rtl/>
-            <w:cs/>
-            <w:lang w:val="ar_AE" w:bidi="ar_AE"/>
-          </w:rPr>
-          <w:rPr>
-            <w:color w:val="0000EE"/>
-            <w:u w:val="single"/>
-          </w:rPr>
-          <w:t>4:3</w:t>
-        </w:r>
-      </w:hyperlink>
+      <w:r>
+        <w:rPr>
+          <w:rtl/>
+          <w:cs/>
+          <w:lang w:val="ar_AE" w:bidi="ar_AE"/>
+        </w:rPr>
+        <w:t>4:3</w:t>
+      </w:r>
       <w:r>
         <w:rPr>
           <w:rtl/>
@@ -565,20 +535,14 @@
         </w:rPr>
         <w:t>"رئيس الشياطين" (</w:t>
       </w:r>
-      <w:hyperlink r:id="rId17">
-        <w:r>
-          <w:rPr>
-            <w:rtl/>
-            <w:cs/>
-            <w:lang w:val="ar_AE" w:bidi="ar_AE"/>
-          </w:rPr>
-          <w:rPr>
-            <w:color w:val="0000EE"/>
-            <w:u w:val="single"/>
-          </w:rPr>
-          <w:t>9:34</w:t>
-        </w:r>
-      </w:hyperlink>
+      <w:r>
+        <w:rPr>
+          <w:rtl/>
+          <w:cs/>
+          <w:lang w:val="ar_AE" w:bidi="ar_AE"/>
+        </w:rPr>
+        <w:t>9:34</w:t>
+      </w:r>
       <w:r>
         <w:rPr>
           <w:rtl/>
@@ -610,20 +574,14 @@
         </w:rPr>
         <w:t>“بعلزبول” (</w:t>
       </w:r>
-      <w:hyperlink r:id="rId18">
-        <w:r>
-          <w:rPr>
-            <w:rtl/>
-            <w:cs/>
-            <w:lang w:val="ar_AE" w:bidi="ar_AE"/>
-          </w:rPr>
-          <w:rPr>
-            <w:color w:val="0000EE"/>
-            <w:u w:val="single"/>
-          </w:rPr>
-          <w:t>12:24</w:t>
-        </w:r>
-      </w:hyperlink>
+      <w:r>
+        <w:rPr>
+          <w:rtl/>
+          <w:cs/>
+          <w:lang w:val="ar_AE" w:bidi="ar_AE"/>
+        </w:rPr>
+        <w:t>12:24</w:t>
+      </w:r>
       <w:r>
         <w:rPr>
           <w:rtl/>
@@ -655,20 +613,14 @@
         </w:rPr>
         <w:t>"الـشرير" (</w:t>
       </w:r>
-      <w:hyperlink r:id="rId19">
-        <w:r>
-          <w:rPr>
-            <w:rtl/>
-            <w:cs/>
-            <w:lang w:val="ar_AE" w:bidi="ar_AE"/>
-          </w:rPr>
-          <w:rPr>
-            <w:color w:val="0000EE"/>
-            <w:u w:val="single"/>
-          </w:rPr>
-          <w:t>6:13</w:t>
-        </w:r>
-      </w:hyperlink>
+      <w:r>
+        <w:rPr>
+          <w:rtl/>
+          <w:cs/>
+          <w:lang w:val="ar_AE" w:bidi="ar_AE"/>
+        </w:rPr>
+        <w:t>6:13</w:t>
+      </w:r>
       <w:r>
         <w:rPr>
           <w:rtl/>
@@ -677,20 +629,14 @@
         </w:rPr>
         <w:t xml:space="preserve">; </w:t>
       </w:r>
-      <w:hyperlink r:id="rId20">
-        <w:r>
-          <w:rPr>
-            <w:rtl/>
-            <w:cs/>
-            <w:lang w:val="ar_AE" w:bidi="ar_AE"/>
-          </w:rPr>
-          <w:rPr>
-            <w:color w:val="0000EE"/>
-            <w:u w:val="single"/>
-          </w:rPr>
-          <w:t>13:19</w:t>
-        </w:r>
-      </w:hyperlink>
+      <w:r>
+        <w:rPr>
+          <w:rtl/>
+          <w:cs/>
+          <w:lang w:val="ar_AE" w:bidi="ar_AE"/>
+        </w:rPr>
+        <w:t>13:19</w:t>
+      </w:r>
       <w:r>
         <w:rPr>
           <w:rtl/>
@@ -722,20 +668,14 @@
         </w:rPr>
         <w:t>“العدو” (</w:t>
       </w:r>
-      <w:hyperlink r:id="rId15">
-        <w:r>
-          <w:rPr>
-            <w:rtl/>
-            <w:cs/>
-            <w:lang w:val="ar_AE" w:bidi="ar_AE"/>
-          </w:rPr>
-          <w:rPr>
-            <w:color w:val="0000EE"/>
-            <w:u w:val="single"/>
-          </w:rPr>
-          <w:t>13:39</w:t>
-        </w:r>
-      </w:hyperlink>
+      <w:r>
+        <w:rPr>
+          <w:rtl/>
+          <w:cs/>
+          <w:lang w:val="ar_AE" w:bidi="ar_AE"/>
+        </w:rPr>
+        <w:t>13:39</w:t>
+      </w:r>
       <w:r>
         <w:rPr>
           <w:rtl/>
@@ -764,20 +704,14 @@
         </w:rPr>
         <w:t xml:space="preserve">إن رسالة يسوع بإعلان ملكوت الله على الأرض وظهوره قد أدّت إلى صراعات مع قوى الشيطان، وشمل ذلك طرد الأرواح الشريرة من الناس (إخراج الأرواح) (انظر </w:t>
       </w:r>
-      <w:hyperlink r:id="rId21">
-        <w:r>
-          <w:rPr>
-            <w:rtl/>
-            <w:cs/>
-            <w:lang w:val="ar_AE" w:bidi="ar_AE"/>
-          </w:rPr>
-          <w:rPr>
-            <w:color w:val="0000EE"/>
-            <w:u w:val="single"/>
-          </w:rPr>
-          <w:t>متى 8:16–17</w:t>
-        </w:r>
-      </w:hyperlink>
+      <w:r>
+        <w:rPr>
+          <w:rtl/>
+          <w:cs/>
+          <w:lang w:val="ar_AE" w:bidi="ar_AE"/>
+        </w:rPr>
+        <w:t>متى 8:16–17</w:t>
+      </w:r>
       <w:r>
         <w:rPr>
           <w:rtl/>
@@ -786,20 +720,14 @@
         </w:rPr>
         <w:t xml:space="preserve">; </w:t>
       </w:r>
-      <w:hyperlink r:id="rId22">
-        <w:r>
-          <w:rPr>
-            <w:rtl/>
-            <w:cs/>
-            <w:lang w:val="ar_AE" w:bidi="ar_AE"/>
-          </w:rPr>
-          <w:rPr>
-            <w:color w:val="0000EE"/>
-            <w:u w:val="single"/>
-          </w:rPr>
-          <w:t>9:32–34</w:t>
-        </w:r>
-      </w:hyperlink>
+      <w:r>
+        <w:rPr>
+          <w:rtl/>
+          <w:cs/>
+          <w:lang w:val="ar_AE" w:bidi="ar_AE"/>
+        </w:rPr>
+        <w:t>9:32–34</w:t>
+      </w:r>
       <w:r>
         <w:rPr>
           <w:rtl/>
@@ -808,20 +736,14 @@
         </w:rPr>
         <w:t xml:space="preserve">; </w:t>
       </w:r>
-      <w:hyperlink r:id="rId23">
-        <w:r>
-          <w:rPr>
-            <w:rtl/>
-            <w:cs/>
-            <w:lang w:val="ar_AE" w:bidi="ar_AE"/>
-          </w:rPr>
-          <w:rPr>
-            <w:color w:val="0000EE"/>
-            <w:u w:val="single"/>
-          </w:rPr>
-          <w:t>10:1</w:t>
-        </w:r>
-      </w:hyperlink>
+      <w:r>
+        <w:rPr>
+          <w:rtl/>
+          <w:cs/>
+          <w:lang w:val="ar_AE" w:bidi="ar_AE"/>
+        </w:rPr>
+        <w:t>10:1</w:t>
+      </w:r>
       <w:r>
         <w:rPr>
           <w:rtl/>
@@ -830,20 +752,14 @@
         </w:rPr>
         <w:t xml:space="preserve">, </w:t>
       </w:r>
-      <w:hyperlink r:id="rId24">
-        <w:r>
-          <w:rPr>
-            <w:rtl/>
-            <w:cs/>
-            <w:lang w:val="ar_AE" w:bidi="ar_AE"/>
-          </w:rPr>
-          <w:rPr>
-            <w:color w:val="0000EE"/>
-            <w:u w:val="single"/>
-          </w:rPr>
-          <w:t>7–8</w:t>
-        </w:r>
-      </w:hyperlink>
+      <w:r>
+        <w:rPr>
+          <w:rtl/>
+          <w:cs/>
+          <w:lang w:val="ar_AE" w:bidi="ar_AE"/>
+        </w:rPr>
+        <w:t>7–8</w:t>
+      </w:r>
       <w:r>
         <w:rPr>
           <w:rtl/>
@@ -852,20 +768,14 @@
         </w:rPr>
         <w:t xml:space="preserve">; </w:t>
       </w:r>
-      <w:hyperlink r:id="rId25">
-        <w:r>
-          <w:rPr>
-            <w:rtl/>
-            <w:cs/>
-            <w:lang w:val="ar_AE" w:bidi="ar_AE"/>
-          </w:rPr>
-          <w:rPr>
-            <w:color w:val="0000EE"/>
-            <w:u w:val="single"/>
-          </w:rPr>
-          <w:t>12:22–29</w:t>
-        </w:r>
-      </w:hyperlink>
+      <w:r>
+        <w:rPr>
+          <w:rtl/>
+          <w:cs/>
+          <w:lang w:val="ar_AE" w:bidi="ar_AE"/>
+        </w:rPr>
+        <w:t>12:22–29</w:t>
+      </w:r>
       <w:r>
         <w:rPr>
           <w:rtl/>
@@ -874,20 +784,14 @@
         </w:rPr>
         <w:t xml:space="preserve">; </w:t>
       </w:r>
-      <w:hyperlink r:id="rId26">
-        <w:r>
-          <w:rPr>
-            <w:rtl/>
-            <w:cs/>
-            <w:lang w:val="ar_AE" w:bidi="ar_AE"/>
-          </w:rPr>
-          <w:rPr>
-            <w:color w:val="0000EE"/>
-            <w:u w:val="single"/>
-          </w:rPr>
-          <w:t>مرقس 5:1–20</w:t>
-        </w:r>
-      </w:hyperlink>
+      <w:r>
+        <w:rPr>
+          <w:rtl/>
+          <w:cs/>
+          <w:lang w:val="ar_AE" w:bidi="ar_AE"/>
+        </w:rPr>
+        <w:t>مرقس 5:1–20</w:t>
+      </w:r>
       <w:r>
         <w:rPr>
           <w:rtl/>
@@ -896,20 +800,14 @@
         </w:rPr>
         <w:t>). ويُبيّن متى أن للشيطان سلطانًا على ممالك الأرض (</w:t>
       </w:r>
-      <w:hyperlink r:id="rId27">
-        <w:r>
-          <w:rPr>
-            <w:rtl/>
-            <w:cs/>
-            <w:lang w:val="ar_AE" w:bidi="ar_AE"/>
-          </w:rPr>
-          <w:rPr>
-            <w:color w:val="0000EE"/>
-            <w:u w:val="single"/>
-          </w:rPr>
-          <w:t>متى 4:8–9</w:t>
-        </w:r>
-      </w:hyperlink>
+      <w:r>
+        <w:rPr>
+          <w:rtl/>
+          <w:cs/>
+          <w:lang w:val="ar_AE" w:bidi="ar_AE"/>
+        </w:rPr>
+        <w:t>متى 4:8–9</w:t>
+      </w:r>
       <w:r>
         <w:rPr>
           <w:rtl/>
@@ -918,20 +816,14 @@
         </w:rPr>
         <w:t xml:space="preserve">; </w:t>
       </w:r>
-      <w:hyperlink r:id="rId28">
-        <w:r>
-          <w:rPr>
-            <w:rtl/>
-            <w:cs/>
-            <w:lang w:val="ar_AE" w:bidi="ar_AE"/>
-          </w:rPr>
-          <w:rPr>
-            <w:color w:val="0000EE"/>
-            <w:u w:val="single"/>
-          </w:rPr>
-          <w:t>12:26</w:t>
-        </w:r>
-      </w:hyperlink>
+      <w:r>
+        <w:rPr>
+          <w:rtl/>
+          <w:cs/>
+          <w:lang w:val="ar_AE" w:bidi="ar_AE"/>
+        </w:rPr>
+        <w:t>12:26</w:t>
+      </w:r>
       <w:r>
         <w:rPr>
           <w:rtl/>
@@ -940,20 +832,14 @@
         </w:rPr>
         <w:t>). وأن له ملائكة يتبعونه (</w:t>
       </w:r>
-      <w:hyperlink r:id="rId29">
-        <w:r>
-          <w:rPr>
-            <w:rtl/>
-            <w:cs/>
-            <w:lang w:val="ar_AE" w:bidi="ar_AE"/>
-          </w:rPr>
-          <w:rPr>
-            <w:color w:val="0000EE"/>
-            <w:u w:val="single"/>
-          </w:rPr>
-          <w:t>25:41</w:t>
-        </w:r>
-      </w:hyperlink>
+      <w:r>
+        <w:rPr>
+          <w:rtl/>
+          <w:cs/>
+          <w:lang w:val="ar_AE" w:bidi="ar_AE"/>
+        </w:rPr>
+        <w:t>25:41</w:t>
+      </w:r>
       <w:r>
         <w:rPr>
           <w:rtl/>
@@ -982,20 +868,14 @@
         </w:rPr>
         <w:t>فالوسيلة الأساسية التي يستخدمها الشيطان في الإذاء هي الإغواء. وهدفه هو دفع الناس إلى عدم طاعة الله (</w:t>
       </w:r>
-      <w:hyperlink r:id="rId13">
-        <w:r>
-          <w:rPr>
-            <w:rtl/>
-            <w:cs/>
-            <w:lang w:val="ar_AE" w:bidi="ar_AE"/>
-          </w:rPr>
-          <w:rPr>
-            <w:color w:val="0000EE"/>
-            <w:u w:val="single"/>
-          </w:rPr>
-          <w:t>متى 4:1–11</w:t>
-        </w:r>
-      </w:hyperlink>
+      <w:r>
+        <w:rPr>
+          <w:rtl/>
+          <w:cs/>
+          <w:lang w:val="ar_AE" w:bidi="ar_AE"/>
+        </w:rPr>
+        <w:t>متى 4:1–11</w:t>
+      </w:r>
       <w:r>
         <w:rPr>
           <w:rtl/>
@@ -1004,20 +884,14 @@
         </w:rPr>
         <w:t xml:space="preserve">; </w:t>
       </w:r>
-      <w:hyperlink r:id="rId19">
-        <w:r>
-          <w:rPr>
-            <w:rtl/>
-            <w:cs/>
-            <w:lang w:val="ar_AE" w:bidi="ar_AE"/>
-          </w:rPr>
-          <w:rPr>
-            <w:color w:val="0000EE"/>
-            <w:u w:val="single"/>
-          </w:rPr>
-          <w:t>6:13</w:t>
-        </w:r>
-      </w:hyperlink>
+      <w:r>
+        <w:rPr>
+          <w:rtl/>
+          <w:cs/>
+          <w:lang w:val="ar_AE" w:bidi="ar_AE"/>
+        </w:rPr>
+        <w:t>6:13</w:t>
+      </w:r>
       <w:r>
         <w:rPr>
           <w:rtl/>
@@ -1026,20 +900,14 @@
         </w:rPr>
         <w:t xml:space="preserve">; </w:t>
       </w:r>
-      <w:hyperlink r:id="rId30">
-        <w:r>
-          <w:rPr>
-            <w:rtl/>
-            <w:cs/>
-            <w:lang w:val="ar_AE" w:bidi="ar_AE"/>
-          </w:rPr>
-          <w:rPr>
-            <w:color w:val="0000EE"/>
-            <w:u w:val="single"/>
-          </w:rPr>
-          <w:t>16:23</w:t>
-        </w:r>
-      </w:hyperlink>
+      <w:r>
+        <w:rPr>
+          <w:rtl/>
+          <w:cs/>
+          <w:lang w:val="ar_AE" w:bidi="ar_AE"/>
+        </w:rPr>
+        <w:t>16:23</w:t>
+      </w:r>
       <w:r>
         <w:rPr>
           <w:rtl/>
@@ -1048,20 +916,14 @@
         </w:rPr>
         <w:t>). وبما أن يسوع هو وكيل الله لخلاص البشر، فقد واجه هجمات شديدة من الشيطان (</w:t>
       </w:r>
-      <w:hyperlink r:id="rId13">
-        <w:r>
-          <w:rPr>
-            <w:rtl/>
-            <w:cs/>
-            <w:lang w:val="ar_AE" w:bidi="ar_AE"/>
-          </w:rPr>
-          <w:rPr>
-            <w:color w:val="0000EE"/>
-            <w:u w:val="single"/>
-          </w:rPr>
-          <w:t>متى 4:1–11</w:t>
-        </w:r>
-      </w:hyperlink>
+      <w:r>
+        <w:rPr>
+          <w:rtl/>
+          <w:cs/>
+          <w:lang w:val="ar_AE" w:bidi="ar_AE"/>
+        </w:rPr>
+        <w:t>متى 4:1–11</w:t>
+      </w:r>
       <w:r>
         <w:rPr>
           <w:rtl/>
@@ -1070,20 +932,14 @@
         </w:rPr>
         <w:t xml:space="preserve">; </w:t>
       </w:r>
-      <w:hyperlink r:id="rId31">
-        <w:r>
-          <w:rPr>
-            <w:rtl/>
-            <w:cs/>
-            <w:lang w:val="ar_AE" w:bidi="ar_AE"/>
-          </w:rPr>
-          <w:rPr>
-            <w:color w:val="0000EE"/>
-            <w:u w:val="single"/>
-          </w:rPr>
-          <w:t>يوحنا 13:27</w:t>
-        </w:r>
-      </w:hyperlink>
+      <w:r>
+        <w:rPr>
+          <w:rtl/>
+          <w:cs/>
+          <w:lang w:val="ar_AE" w:bidi="ar_AE"/>
+        </w:rPr>
+        <w:t>يوحنا 13:27</w:t>
+      </w:r>
       <w:r>
         <w:rPr>
           <w:rtl/>
@@ -1092,20 +948,14 @@
         </w:rPr>
         <w:t>). لكن يسوع غلب الشيطان، وفي النهاية سيُبطل كل سلطانه و قوته (</w:t>
       </w:r>
-      <w:hyperlink r:id="rId29">
-        <w:r>
-          <w:rPr>
-            <w:rtl/>
-            <w:cs/>
-            <w:lang w:val="ar_AE" w:bidi="ar_AE"/>
-          </w:rPr>
-          <w:rPr>
-            <w:color w:val="0000EE"/>
-            <w:u w:val="single"/>
-          </w:rPr>
-          <w:t>متى 25:41</w:t>
-        </w:r>
-      </w:hyperlink>
+      <w:r>
+        <w:rPr>
+          <w:rtl/>
+          <w:cs/>
+          <w:lang w:val="ar_AE" w:bidi="ar_AE"/>
+        </w:rPr>
+        <w:t>متى 25:41</w:t>
+      </w:r>
       <w:r>
         <w:rPr>
           <w:rtl/>
@@ -1114,20 +964,14 @@
         </w:rPr>
         <w:t xml:space="preserve">; </w:t>
       </w:r>
-      <w:hyperlink r:id="rId32">
-        <w:r>
-          <w:rPr>
-            <w:rtl/>
-            <w:cs/>
-            <w:lang w:val="ar_AE" w:bidi="ar_AE"/>
-          </w:rPr>
-          <w:rPr>
-            <w:color w:val="0000EE"/>
-            <w:u w:val="single"/>
-          </w:rPr>
-          <w:t>يوحنا 12:31</w:t>
-        </w:r>
-      </w:hyperlink>
+      <w:r>
+        <w:rPr>
+          <w:rtl/>
+          <w:cs/>
+          <w:lang w:val="ar_AE" w:bidi="ar_AE"/>
+        </w:rPr>
+        <w:t>يوحنا 12:31</w:t>
+      </w:r>
       <w:r>
         <w:rPr>
           <w:rtl/>
@@ -1136,20 +980,14 @@
         </w:rPr>
         <w:t xml:space="preserve">; </w:t>
       </w:r>
-      <w:hyperlink r:id="rId33">
-        <w:r>
-          <w:rPr>
-            <w:rtl/>
-            <w:cs/>
-            <w:lang w:val="ar_AE" w:bidi="ar_AE"/>
-          </w:rPr>
-          <w:rPr>
-            <w:color w:val="0000EE"/>
-            <w:u w:val="single"/>
-          </w:rPr>
-          <w:t>رؤيا 20:1–10</w:t>
-        </w:r>
-      </w:hyperlink>
+      <w:r>
+        <w:rPr>
+          <w:rtl/>
+          <w:cs/>
+          <w:lang w:val="ar_AE" w:bidi="ar_AE"/>
+        </w:rPr>
+        <w:t>رؤيا 20:1–10</w:t>
+      </w:r>
       <w:r>
         <w:rPr>
           <w:rtl/>
@@ -1191,20 +1029,14 @@
           <w:lang w:val="ar_AE" w:bidi="ar_AE"/>
         </w:rPr>
       </w:r>
-      <w:hyperlink r:id="rId34">
-        <w:r>
-          <w:rPr>
-            <w:rtl/>
-            <w:cs/>
-            <w:lang w:val="ar_AE" w:bidi="ar_AE"/>
-          </w:rPr>
-          <w:rPr>
-            <w:color w:val="0000EE"/>
-            <w:u w:val="single"/>
-          </w:rPr>
-          <w:t>أيوب 1:6–12</w:t>
-        </w:r>
-      </w:hyperlink>
+      <w:r>
+        <w:rPr>
+          <w:rtl/>
+          <w:cs/>
+          <w:lang w:val="ar_AE" w:bidi="ar_AE"/>
+        </w:rPr>
+        <w:t>أيوب 1:6–12</w:t>
+      </w:r>
       <w:r>
         <w:rPr>
           <w:rtl/>
@@ -1213,20 +1045,14 @@
         </w:rPr>
         <w:t xml:space="preserve">; </w:t>
       </w:r>
-      <w:hyperlink r:id="rId35">
-        <w:r>
-          <w:rPr>
-            <w:rtl/>
-            <w:cs/>
-            <w:lang w:val="ar_AE" w:bidi="ar_AE"/>
-          </w:rPr>
-          <w:rPr>
-            <w:color w:val="0000EE"/>
-            <w:u w:val="single"/>
-          </w:rPr>
-          <w:t>2:1–7</w:t>
-        </w:r>
-      </w:hyperlink>
+      <w:r>
+        <w:rPr>
+          <w:rtl/>
+          <w:cs/>
+          <w:lang w:val="ar_AE" w:bidi="ar_AE"/>
+        </w:rPr>
+        <w:t>2:1–7</w:t>
+      </w:r>
       <w:r>
         <w:rPr>
           <w:rtl/>
@@ -1235,20 +1061,14 @@
         </w:rPr>
         <w:t xml:space="preserve">; </w:t>
       </w:r>
-      <w:hyperlink r:id="rId36">
-        <w:r>
-          <w:rPr>
-            <w:rtl/>
-            <w:cs/>
-            <w:lang w:val="ar_AE" w:bidi="ar_AE"/>
-          </w:rPr>
-          <w:rPr>
-            <w:color w:val="0000EE"/>
-            <w:u w:val="single"/>
-          </w:rPr>
-          <w:t>زكريا 3:1–2</w:t>
-        </w:r>
-      </w:hyperlink>
+      <w:r>
+        <w:rPr>
+          <w:rtl/>
+          <w:cs/>
+          <w:lang w:val="ar_AE" w:bidi="ar_AE"/>
+        </w:rPr>
+        <w:t>زكريا 3:1–2</w:t>
+      </w:r>
       <w:r>
         <w:rPr>
           <w:rtl/>
@@ -1257,20 +1077,14 @@
         </w:rPr>
         <w:t xml:space="preserve">; </w:t>
       </w:r>
-      <w:hyperlink r:id="rId13">
-        <w:r>
-          <w:rPr>
-            <w:rtl/>
-            <w:cs/>
-            <w:lang w:val="ar_AE" w:bidi="ar_AE"/>
-          </w:rPr>
-          <w:rPr>
-            <w:color w:val="0000EE"/>
-            <w:u w:val="single"/>
-          </w:rPr>
-          <w:t>متى 4:1–11</w:t>
-        </w:r>
-      </w:hyperlink>
+      <w:r>
+        <w:rPr>
+          <w:rtl/>
+          <w:cs/>
+          <w:lang w:val="ar_AE" w:bidi="ar_AE"/>
+        </w:rPr>
+        <w:t>متى 4:1–11</w:t>
+      </w:r>
       <w:r>
         <w:rPr>
           <w:rtl/>
@@ -1279,20 +1093,14 @@
         </w:rPr>
         <w:t xml:space="preserve">; </w:t>
       </w:r>
-      <w:hyperlink r:id="rId20">
-        <w:r>
-          <w:rPr>
-            <w:rtl/>
-            <w:cs/>
-            <w:lang w:val="ar_AE" w:bidi="ar_AE"/>
-          </w:rPr>
-          <w:rPr>
-            <w:color w:val="0000EE"/>
-            <w:u w:val="single"/>
-          </w:rPr>
-          <w:t>13:19</w:t>
-        </w:r>
-      </w:hyperlink>
+      <w:r>
+        <w:rPr>
+          <w:rtl/>
+          <w:cs/>
+          <w:lang w:val="ar_AE" w:bidi="ar_AE"/>
+        </w:rPr>
+        <w:t>13:19</w:t>
+      </w:r>
       <w:r>
         <w:rPr>
           <w:rtl/>
@@ -1301,20 +1109,14 @@
         </w:rPr>
         <w:t xml:space="preserve">; </w:t>
       </w:r>
-      <w:hyperlink r:id="rId30">
-        <w:r>
-          <w:rPr>
-            <w:rtl/>
-            <w:cs/>
-            <w:lang w:val="ar_AE" w:bidi="ar_AE"/>
-          </w:rPr>
-          <w:rPr>
-            <w:color w:val="0000EE"/>
-            <w:u w:val="single"/>
-          </w:rPr>
-          <w:t>16:23</w:t>
-        </w:r>
-      </w:hyperlink>
+      <w:r>
+        <w:rPr>
+          <w:rtl/>
+          <w:cs/>
+          <w:lang w:val="ar_AE" w:bidi="ar_AE"/>
+        </w:rPr>
+        <w:t>16:23</w:t>
+      </w:r>
       <w:r>
         <w:rPr>
           <w:rtl/>
@@ -1323,20 +1125,14 @@
         </w:rPr>
         <w:t xml:space="preserve">; </w:t>
       </w:r>
-      <w:hyperlink r:id="rId37">
-        <w:r>
-          <w:rPr>
-            <w:rtl/>
-            <w:cs/>
-            <w:lang w:val="ar_AE" w:bidi="ar_AE"/>
-          </w:rPr>
-          <w:rPr>
-            <w:color w:val="0000EE"/>
-            <w:u w:val="single"/>
-          </w:rPr>
-          <w:t>لوقا 10:17–20</w:t>
-        </w:r>
-      </w:hyperlink>
+      <w:r>
+        <w:rPr>
+          <w:rtl/>
+          <w:cs/>
+          <w:lang w:val="ar_AE" w:bidi="ar_AE"/>
+        </w:rPr>
+        <w:t>لوقا 10:17–20</w:t>
+      </w:r>
       <w:r>
         <w:rPr>
           <w:rtl/>
@@ -1345,20 +1141,14 @@
         </w:rPr>
         <w:t xml:space="preserve">; </w:t>
       </w:r>
-      <w:hyperlink r:id="rId38">
-        <w:r>
-          <w:rPr>
-            <w:rtl/>
-            <w:cs/>
-            <w:lang w:val="ar_AE" w:bidi="ar_AE"/>
-          </w:rPr>
-          <w:rPr>
-            <w:color w:val="0000EE"/>
-            <w:u w:val="single"/>
-          </w:rPr>
-          <w:t>13:16</w:t>
-        </w:r>
-      </w:hyperlink>
+      <w:r>
+        <w:rPr>
+          <w:rtl/>
+          <w:cs/>
+          <w:lang w:val="ar_AE" w:bidi="ar_AE"/>
+        </w:rPr>
+        <w:t>13:16</w:t>
+      </w:r>
       <w:r>
         <w:rPr>
           <w:rtl/>
@@ -1367,20 +1157,14 @@
         </w:rPr>
         <w:t xml:space="preserve">; </w:t>
       </w:r>
-      <w:hyperlink r:id="rId39">
-        <w:r>
-          <w:rPr>
-            <w:rtl/>
-            <w:cs/>
-            <w:lang w:val="ar_AE" w:bidi="ar_AE"/>
-          </w:rPr>
-          <w:rPr>
-            <w:color w:val="0000EE"/>
-            <w:u w:val="single"/>
-          </w:rPr>
-          <w:t>22:3</w:t>
-        </w:r>
-      </w:hyperlink>
+      <w:r>
+        <w:rPr>
+          <w:rtl/>
+          <w:cs/>
+          <w:lang w:val="ar_AE" w:bidi="ar_AE"/>
+        </w:rPr>
+        <w:t>22:3</w:t>
+      </w:r>
       <w:r>
         <w:rPr>
           <w:rtl/>
@@ -1389,20 +1173,14 @@
         </w:rPr>
         <w:t xml:space="preserve">, </w:t>
       </w:r>
-      <w:hyperlink r:id="rId40">
-        <w:r>
-          <w:rPr>
-            <w:rtl/>
-            <w:cs/>
-            <w:lang w:val="ar_AE" w:bidi="ar_AE"/>
-          </w:rPr>
-          <w:rPr>
-            <w:color w:val="0000EE"/>
-            <w:u w:val="single"/>
-          </w:rPr>
-          <w:t>31–32</w:t>
-        </w:r>
-      </w:hyperlink>
+      <w:r>
+        <w:rPr>
+          <w:rtl/>
+          <w:cs/>
+          <w:lang w:val="ar_AE" w:bidi="ar_AE"/>
+        </w:rPr>
+        <w:t>31–32</w:t>
+      </w:r>
       <w:r>
         <w:rPr>
           <w:rtl/>
@@ -1411,20 +1189,14 @@
         </w:rPr>
         <w:t xml:space="preserve">; </w:t>
       </w:r>
-      <w:hyperlink r:id="rId32">
-        <w:r>
-          <w:rPr>
-            <w:rtl/>
-            <w:cs/>
-            <w:lang w:val="ar_AE" w:bidi="ar_AE"/>
-          </w:rPr>
-          <w:rPr>
-            <w:color w:val="0000EE"/>
-            <w:u w:val="single"/>
-          </w:rPr>
-          <w:t>يوحنا 12:31</w:t>
-        </w:r>
-      </w:hyperlink>
+      <w:r>
+        <w:rPr>
+          <w:rtl/>
+          <w:cs/>
+          <w:lang w:val="ar_AE" w:bidi="ar_AE"/>
+        </w:rPr>
+        <w:t>يوحنا 12:31</w:t>
+      </w:r>
       <w:r>
         <w:rPr>
           <w:rtl/>
@@ -1433,20 +1205,14 @@
         </w:rPr>
         <w:t xml:space="preserve">; </w:t>
       </w:r>
-      <w:hyperlink r:id="rId31">
-        <w:r>
-          <w:rPr>
-            <w:rtl/>
-            <w:cs/>
-            <w:lang w:val="ar_AE" w:bidi="ar_AE"/>
-          </w:rPr>
-          <w:rPr>
-            <w:color w:val="0000EE"/>
-            <w:u w:val="single"/>
-          </w:rPr>
-          <w:t>13:27</w:t>
-        </w:r>
-      </w:hyperlink>
+      <w:r>
+        <w:rPr>
+          <w:rtl/>
+          <w:cs/>
+          <w:lang w:val="ar_AE" w:bidi="ar_AE"/>
+        </w:rPr>
+        <w:t>13:27</w:t>
+      </w:r>
       <w:r>
         <w:rPr>
           <w:rtl/>
@@ -1455,20 +1221,14 @@
         </w:rPr>
         <w:t xml:space="preserve">; </w:t>
       </w:r>
-      <w:hyperlink r:id="rId41">
-        <w:r>
-          <w:rPr>
-            <w:rtl/>
-            <w:cs/>
-            <w:lang w:val="ar_AE" w:bidi="ar_AE"/>
-          </w:rPr>
-          <w:rPr>
-            <w:color w:val="0000EE"/>
-            <w:u w:val="single"/>
-          </w:rPr>
-          <w:t>أعمال 5:3</w:t>
-        </w:r>
-      </w:hyperlink>
+      <w:r>
+        <w:rPr>
+          <w:rtl/>
+          <w:cs/>
+          <w:lang w:val="ar_AE" w:bidi="ar_AE"/>
+        </w:rPr>
+        <w:t>أعمال 5:3</w:t>
+      </w:r>
       <w:r>
         <w:rPr>
           <w:rtl/>
@@ -1477,20 +1237,14 @@
         </w:rPr>
         <w:t xml:space="preserve">; </w:t>
       </w:r>
-      <w:hyperlink r:id="rId42">
-        <w:r>
-          <w:rPr>
-            <w:rtl/>
-            <w:cs/>
-            <w:lang w:val="ar_AE" w:bidi="ar_AE"/>
-          </w:rPr>
-          <w:rPr>
-            <w:color w:val="0000EE"/>
-            <w:u w:val="single"/>
-          </w:rPr>
-          <w:t>26:17–18</w:t>
-        </w:r>
-      </w:hyperlink>
+      <w:r>
+        <w:rPr>
+          <w:rtl/>
+          <w:cs/>
+          <w:lang w:val="ar_AE" w:bidi="ar_AE"/>
+        </w:rPr>
+        <w:t>26:17–18</w:t>
+      </w:r>
       <w:r>
         <w:rPr>
           <w:rtl/>
@@ -1499,20 +1253,14 @@
         </w:rPr>
         <w:t xml:space="preserve">; </w:t>
       </w:r>
-      <w:hyperlink r:id="rId43">
-        <w:r>
-          <w:rPr>
-            <w:rtl/>
-            <w:cs/>
-            <w:lang w:val="ar_AE" w:bidi="ar_AE"/>
-          </w:rPr>
-          <w:rPr>
-            <w:color w:val="0000EE"/>
-            <w:u w:val="single"/>
-          </w:rPr>
-          <w:t>2 كورنثوس 4:4</w:t>
-        </w:r>
-      </w:hyperlink>
+      <w:r>
+        <w:rPr>
+          <w:rtl/>
+          <w:cs/>
+          <w:lang w:val="ar_AE" w:bidi="ar_AE"/>
+        </w:rPr>
+        <w:t>2 كورنثوس 4:4</w:t>
+      </w:r>
       <w:r>
         <w:rPr>
           <w:rtl/>
@@ -1521,20 +1269,14 @@
         </w:rPr>
         <w:t xml:space="preserve">; </w:t>
       </w:r>
-      <w:hyperlink r:id="rId44">
-        <w:r>
-          <w:rPr>
-            <w:rtl/>
-            <w:cs/>
-            <w:lang w:val="ar_AE" w:bidi="ar_AE"/>
-          </w:rPr>
-          <w:rPr>
-            <w:color w:val="0000EE"/>
-            <w:u w:val="single"/>
-          </w:rPr>
-          <w:t>11:13–14</w:t>
-        </w:r>
-      </w:hyperlink>
+      <w:r>
+        <w:rPr>
+          <w:rtl/>
+          <w:cs/>
+          <w:lang w:val="ar_AE" w:bidi="ar_AE"/>
+        </w:rPr>
+        <w:t>11:13–14</w:t>
+      </w:r>
       <w:r>
         <w:rPr>
           <w:rtl/>
@@ -1543,20 +1285,14 @@
         </w:rPr>
         <w:t xml:space="preserve">; </w:t>
       </w:r>
-      <w:hyperlink r:id="rId45">
-        <w:r>
-          <w:rPr>
-            <w:rtl/>
-            <w:cs/>
-            <w:lang w:val="ar_AE" w:bidi="ar_AE"/>
-          </w:rPr>
-          <w:rPr>
-            <w:color w:val="0000EE"/>
-            <w:u w:val="single"/>
-          </w:rPr>
-          <w:t>1 تيموثاوس 2:14</w:t>
-        </w:r>
-      </w:hyperlink>
+      <w:r>
+        <w:rPr>
+          <w:rtl/>
+          <w:cs/>
+          <w:lang w:val="ar_AE" w:bidi="ar_AE"/>
+        </w:rPr>
+        <w:t>1 تيموثاوس 2:14</w:t>
+      </w:r>
       <w:r>
         <w:rPr>
           <w:rtl/>
@@ -1565,20 +1301,14 @@
         </w:rPr>
         <w:t xml:space="preserve">; </w:t>
       </w:r>
-      <w:hyperlink r:id="rId46">
-        <w:r>
-          <w:rPr>
-            <w:rtl/>
-            <w:cs/>
-            <w:lang w:val="ar_AE" w:bidi="ar_AE"/>
-          </w:rPr>
-          <w:rPr>
-            <w:color w:val="0000EE"/>
-            <w:u w:val="single"/>
-          </w:rPr>
-          <w:t>5:15</w:t>
-        </w:r>
-      </w:hyperlink>
+      <w:r>
+        <w:rPr>
+          <w:rtl/>
+          <w:cs/>
+          <w:lang w:val="ar_AE" w:bidi="ar_AE"/>
+        </w:rPr>
+        <w:t>5:15</w:t>
+      </w:r>
       <w:r>
         <w:rPr>
           <w:rtl/>
@@ -1587,20 +1317,14 @@
         </w:rPr>
         <w:t xml:space="preserve">; </w:t>
       </w:r>
-      <w:hyperlink r:id="rId47">
-        <w:r>
-          <w:rPr>
-            <w:rtl/>
-            <w:cs/>
-            <w:lang w:val="ar_AE" w:bidi="ar_AE"/>
-          </w:rPr>
-          <w:rPr>
-            <w:color w:val="0000EE"/>
-            <w:u w:val="single"/>
-          </w:rPr>
-          <w:t>رؤيا 12:9</w:t>
-        </w:r>
-      </w:hyperlink>
+      <w:r>
+        <w:rPr>
+          <w:rtl/>
+          <w:cs/>
+          <w:lang w:val="ar_AE" w:bidi="ar_AE"/>
+        </w:rPr>
+        <w:t>رؤيا 12:9</w:t>
+      </w:r>
       <w:r>
         <w:rPr>
           <w:rtl/>
@@ -1609,20 +1333,14 @@
         </w:rPr>
         <w:t xml:space="preserve">; </w:t>
       </w:r>
-      <w:hyperlink r:id="rId33">
-        <w:r>
-          <w:rPr>
-            <w:rtl/>
-            <w:cs/>
-            <w:lang w:val="ar_AE" w:bidi="ar_AE"/>
-          </w:rPr>
-          <w:rPr>
-            <w:color w:val="0000EE"/>
-            <w:u w:val="single"/>
-          </w:rPr>
-          <w:t>20:1–10</w:t>
-        </w:r>
-      </w:hyperlink>
+      <w:r>
+        <w:rPr>
+          <w:rtl/>
+          <w:cs/>
+          <w:lang w:val="ar_AE" w:bidi="ar_AE"/>
+        </w:rPr>
+        <w:t>20:1–10</w:t>
+      </w:r>
       <w:r>
         <w:rPr>
           <w:rtl/>
@@ -1724,20 +1442,14 @@
         </w:rPr>
         <w:t xml:space="preserve"> الوقت الذي سيعاقب فيه الله أعداءه بقضاء عادل. حيث يتلقَّى الأشرار العقاب الذي يستحقونه بينما ينال الأبرار خلاصهم الكامل (انظر </w:t>
       </w:r>
-      <w:hyperlink r:id="rId48">
-        <w:r>
-          <w:rPr>
-            <w:rtl/>
-            <w:cs/>
-            <w:lang w:val="ar_AE" w:bidi="ar_AE"/>
-          </w:rPr>
-          <w:rPr>
-            <w:color w:val="0000EE"/>
-            <w:u w:val="single"/>
-          </w:rPr>
-          <w:t>إشعياء 3: 16–4: 6</w:t>
-        </w:r>
-      </w:hyperlink>
+      <w:r>
+        <w:rPr>
+          <w:rtl/>
+          <w:cs/>
+          <w:lang w:val="ar_AE" w:bidi="ar_AE"/>
+        </w:rPr>
+        <w:t>إشعياء 3: 16–4: 6</w:t>
+      </w:r>
       <w:r>
         <w:rPr>
           <w:rtl/>
@@ -1746,20 +1458,14 @@
         </w:rPr>
         <w:t>). في هذا اليوم سيُظهر الله أنه ضابط الخليقة بقوة. عندما يظهر الله في المجد سيشعر الناس بالخوف (</w:t>
       </w:r>
-      <w:hyperlink r:id="rId49">
-        <w:r>
-          <w:rPr>
-            <w:rtl/>
-            <w:cs/>
-            <w:lang w:val="ar_AE" w:bidi="ar_AE"/>
-          </w:rPr>
-          <w:rPr>
-            <w:color w:val="0000EE"/>
-            <w:u w:val="single"/>
-          </w:rPr>
-          <w:t>2: 10</w:t>
-        </w:r>
-      </w:hyperlink>
+      <w:r>
+        <w:rPr>
+          <w:rtl/>
+          <w:cs/>
+          <w:lang w:val="ar_AE" w:bidi="ar_AE"/>
+        </w:rPr>
+        <w:t>2: 10</w:t>
+      </w:r>
       <w:r>
         <w:rPr>
           <w:rtl/>
@@ -1768,20 +1474,14 @@
         </w:rPr>
         <w:t xml:space="preserve">، </w:t>
       </w:r>
-      <w:hyperlink r:id="rId50">
-        <w:r>
-          <w:rPr>
-            <w:rtl/>
-            <w:cs/>
-            <w:lang w:val="ar_AE" w:bidi="ar_AE"/>
-          </w:rPr>
-          <w:rPr>
-            <w:color w:val="0000EE"/>
-            <w:u w:val="single"/>
-          </w:rPr>
-          <w:t>19</w:t>
-        </w:r>
-      </w:hyperlink>
+      <w:r>
+        <w:rPr>
+          <w:rtl/>
+          <w:cs/>
+          <w:lang w:val="ar_AE" w:bidi="ar_AE"/>
+        </w:rPr>
+        <w:t>19</w:t>
+      </w:r>
       <w:r>
         <w:rPr>
           <w:rtl/>
@@ -1790,20 +1490,14 @@
         </w:rPr>
         <w:t xml:space="preserve">، </w:t>
       </w:r>
-      <w:hyperlink r:id="rId51">
-        <w:r>
-          <w:rPr>
-            <w:rtl/>
-            <w:cs/>
-            <w:lang w:val="ar_AE" w:bidi="ar_AE"/>
-          </w:rPr>
-          <w:rPr>
-            <w:color w:val="0000EE"/>
-            <w:u w:val="single"/>
-          </w:rPr>
-          <w:t>21</w:t>
-        </w:r>
-      </w:hyperlink>
+      <w:r>
+        <w:rPr>
+          <w:rtl/>
+          <w:cs/>
+          <w:lang w:val="ar_AE" w:bidi="ar_AE"/>
+        </w:rPr>
+        <w:t>21</w:t>
+      </w:r>
       <w:r>
         <w:rPr>
           <w:rtl/>
@@ -1832,20 +1526,14 @@
         </w:rPr>
         <w:t>لقد ظهرت هذه العبارة لأول مرة في نبوءة عاموس (</w:t>
       </w:r>
-      <w:hyperlink r:id="rId52">
-        <w:r>
-          <w:rPr>
-            <w:rtl/>
-            <w:cs/>
-            <w:lang w:val="ar_AE" w:bidi="ar_AE"/>
-          </w:rPr>
-          <w:rPr>
-            <w:color w:val="0000EE"/>
-            <w:u w:val="single"/>
-          </w:rPr>
-          <w:t>عاموس 5:18</w:t>
-        </w:r>
-      </w:hyperlink>
+      <w:r>
+        <w:rPr>
+          <w:rtl/>
+          <w:cs/>
+          <w:lang w:val="ar_AE" w:bidi="ar_AE"/>
+        </w:rPr>
+        <w:t>عاموس 5:18</w:t>
+      </w:r>
       <w:r>
         <w:rPr>
           <w:rtl/>
@@ -1874,20 +1562,14 @@
         </w:rPr>
         <w:t xml:space="preserve">لكن عاموس حذَّر من أن يوم الرب سيجلب الظلام وليس النور. وذلك لأن الناس كانوا يتمردون ضد الله (انظر </w:t>
       </w:r>
-      <w:hyperlink r:id="rId53">
-        <w:r>
-          <w:rPr>
-            <w:rtl/>
-            <w:cs/>
-            <w:lang w:val="ar_AE" w:bidi="ar_AE"/>
-          </w:rPr>
-          <w:rPr>
-            <w:color w:val="0000EE"/>
-            <w:u w:val="single"/>
-          </w:rPr>
-          <w:t>عاموس 5:10–12</w:t>
-        </w:r>
-      </w:hyperlink>
+      <w:r>
+        <w:rPr>
+          <w:rtl/>
+          <w:cs/>
+          <w:lang w:val="ar_AE" w:bidi="ar_AE"/>
+        </w:rPr>
+        <w:t>عاموس 5:10–12</w:t>
+      </w:r>
       <w:r>
         <w:rPr>
           <w:rtl/>
@@ -1896,20 +1578,14 @@
         </w:rPr>
         <w:t xml:space="preserve">، </w:t>
       </w:r>
-      <w:hyperlink r:id="rId54">
-        <w:r>
-          <w:rPr>
-            <w:rtl/>
-            <w:cs/>
-            <w:lang w:val="ar_AE" w:bidi="ar_AE"/>
-          </w:rPr>
-          <w:rPr>
-            <w:color w:val="0000EE"/>
-            <w:u w:val="single"/>
-          </w:rPr>
-          <w:t>21–27</w:t>
-        </w:r>
-      </w:hyperlink>
+      <w:r>
+        <w:rPr>
+          <w:rtl/>
+          <w:cs/>
+          <w:lang w:val="ar_AE" w:bidi="ar_AE"/>
+        </w:rPr>
+        <w:t>21–27</w:t>
+      </w:r>
       <w:r>
         <w:rPr>
           <w:rtl/>
@@ -1938,20 +1614,14 @@
         </w:rPr>
         <w:t xml:space="preserve">غالبًا ما استخدم الأنبياء عبارة "ذلك اليوم" لوصف حدث مهم (انظر </w:t>
       </w:r>
-      <w:hyperlink r:id="rId55">
-        <w:r>
-          <w:rPr>
-            <w:rtl/>
-            <w:cs/>
-            <w:lang w:val="ar_AE" w:bidi="ar_AE"/>
-          </w:rPr>
-          <w:rPr>
-            <w:color w:val="0000EE"/>
-            <w:u w:val="single"/>
-          </w:rPr>
-          <w:t>إشعياء 2: 11</w:t>
-        </w:r>
-      </w:hyperlink>
+      <w:r>
+        <w:rPr>
+          <w:rtl/>
+          <w:cs/>
+          <w:lang w:val="ar_AE" w:bidi="ar_AE"/>
+        </w:rPr>
+        <w:t>إشعياء 2: 11</w:t>
+      </w:r>
       <w:r>
         <w:rPr>
           <w:rtl/>
@@ -1960,20 +1630,14 @@
         </w:rPr>
         <w:t xml:space="preserve">؛ </w:t>
       </w:r>
-      <w:hyperlink r:id="rId56">
-        <w:r>
-          <w:rPr>
-            <w:rtl/>
-            <w:cs/>
-            <w:lang w:val="ar_AE" w:bidi="ar_AE"/>
-          </w:rPr>
-          <w:rPr>
-            <w:color w:val="0000EE"/>
-            <w:u w:val="single"/>
-          </w:rPr>
-          <w:t>27: 1</w:t>
-        </w:r>
-      </w:hyperlink>
+      <w:r>
+        <w:rPr>
+          <w:rtl/>
+          <w:cs/>
+          <w:lang w:val="ar_AE" w:bidi="ar_AE"/>
+        </w:rPr>
+        <w:t>27: 1</w:t>
+      </w:r>
       <w:r>
         <w:rPr>
           <w:rtl/>
@@ -1982,20 +1646,14 @@
         </w:rPr>
         <w:t xml:space="preserve">؛ </w:t>
       </w:r>
-      <w:hyperlink r:id="rId57">
-        <w:r>
-          <w:rPr>
-            <w:rtl/>
-            <w:cs/>
-            <w:lang w:val="ar_AE" w:bidi="ar_AE"/>
-          </w:rPr>
-          <w:rPr>
-            <w:color w:val="0000EE"/>
-            <w:u w:val="single"/>
-          </w:rPr>
-          <w:t>صفنيا 1: 8</w:t>
-        </w:r>
-      </w:hyperlink>
+      <w:r>
+        <w:rPr>
+          <w:rtl/>
+          <w:cs/>
+          <w:lang w:val="ar_AE" w:bidi="ar_AE"/>
+        </w:rPr>
+        <w:t>صفنيا 1: 8</w:t>
+      </w:r>
       <w:r>
         <w:rPr>
           <w:rtl/>
@@ -2004,20 +1662,14 @@
         </w:rPr>
         <w:t xml:space="preserve">). كان الأنبياء يرون أن"ذلك اليوم" قريب بسبب تحذيرات الله وخطايا البشر (انظر </w:t>
       </w:r>
-      <w:hyperlink r:id="rId58">
-        <w:r>
-          <w:rPr>
-            <w:rtl/>
-            <w:cs/>
-            <w:lang w:val="ar_AE" w:bidi="ar_AE"/>
-          </w:rPr>
-          <w:rPr>
-            <w:color w:val="0000EE"/>
-            <w:u w:val="single"/>
-          </w:rPr>
-          <w:t>يوئيل 1: 15</w:t>
-        </w:r>
-      </w:hyperlink>
+      <w:r>
+        <w:rPr>
+          <w:rtl/>
+          <w:cs/>
+          <w:lang w:val="ar_AE" w:bidi="ar_AE"/>
+        </w:rPr>
+        <w:t>يوئيل 1: 15</w:t>
+      </w:r>
       <w:r>
         <w:rPr>
           <w:rtl/>
@@ -2026,20 +1678,14 @@
         </w:rPr>
         <w:t xml:space="preserve">؛ </w:t>
       </w:r>
-      <w:hyperlink r:id="rId59">
-        <w:r>
-          <w:rPr>
-            <w:rtl/>
-            <w:cs/>
-            <w:lang w:val="ar_AE" w:bidi="ar_AE"/>
-          </w:rPr>
-          <w:rPr>
-            <w:color w:val="0000EE"/>
-            <w:u w:val="single"/>
-          </w:rPr>
-          <w:t>2: 1</w:t>
-        </w:r>
-      </w:hyperlink>
+      <w:r>
+        <w:rPr>
+          <w:rtl/>
+          <w:cs/>
+          <w:lang w:val="ar_AE" w:bidi="ar_AE"/>
+        </w:rPr>
+        <w:t>2: 1</w:t>
+      </w:r>
       <w:r>
         <w:rPr>
           <w:rtl/>
@@ -2048,20 +1694,14 @@
         </w:rPr>
         <w:t xml:space="preserve">). وكانوا يأملون أن تحذيراتهم ستدفع شعب الله إلى التوبة (انظر </w:t>
       </w:r>
-      <w:hyperlink r:id="rId60">
-        <w:r>
-          <w:rPr>
-            <w:rtl/>
-            <w:cs/>
-            <w:lang w:val="ar_AE" w:bidi="ar_AE"/>
-          </w:rPr>
-          <w:rPr>
-            <w:color w:val="0000EE"/>
-            <w:u w:val="single"/>
-          </w:rPr>
-          <w:t>صفنيا 2: 1–3</w:t>
-        </w:r>
-      </w:hyperlink>
+      <w:r>
+        <w:rPr>
+          <w:rtl/>
+          <w:cs/>
+          <w:lang w:val="ar_AE" w:bidi="ar_AE"/>
+        </w:rPr>
+        <w:t>صفنيا 2: 1–3</w:t>
+      </w:r>
       <w:r>
         <w:rPr>
           <w:rtl/>
@@ -2110,20 +1750,14 @@
         </w:rPr>
         <w:t>إن يوم الرب كارثي للناس الأشرار. يقارن النبي يوئيل دمار هذا اليوم بضربة الجراد (</w:t>
       </w:r>
-      <w:hyperlink r:id="rId61">
-        <w:r>
-          <w:rPr>
-            <w:rtl/>
-            <w:cs/>
-            <w:lang w:val="ar_AE" w:bidi="ar_AE"/>
-          </w:rPr>
-          <w:rPr>
-            <w:color w:val="0000EE"/>
-            <w:u w:val="single"/>
-          </w:rPr>
-          <w:t>يوئيل 1: 1–2: 11</w:t>
-        </w:r>
-      </w:hyperlink>
+      <w:r>
+        <w:rPr>
+          <w:rtl/>
+          <w:cs/>
+          <w:lang w:val="ar_AE" w:bidi="ar_AE"/>
+        </w:rPr>
+        <w:t>يوئيل 1: 1–2: 11</w:t>
+      </w:r>
       <w:r>
         <w:rPr>
           <w:rtl/>
@@ -2148,20 +1782,14 @@
         </w:rPr>
         <w:t xml:space="preserve">" (انظر </w:t>
       </w:r>
-      <w:hyperlink r:id="rId62">
-        <w:r>
-          <w:rPr>
-            <w:rtl/>
-            <w:cs/>
-            <w:lang w:val="ar_AE" w:bidi="ar_AE"/>
-          </w:rPr>
-          <w:rPr>
-            <w:color w:val="0000EE"/>
-            <w:u w:val="single"/>
-          </w:rPr>
-          <w:t>يوئيل 2: 31–32</w:t>
-        </w:r>
-      </w:hyperlink>
+      <w:r>
+        <w:rPr>
+          <w:rtl/>
+          <w:cs/>
+          <w:lang w:val="ar_AE" w:bidi="ar_AE"/>
+        </w:rPr>
+        <w:t>يوئيل 2: 31–32</w:t>
+      </w:r>
       <w:r>
         <w:rPr>
           <w:rtl/>
@@ -2190,20 +1818,14 @@
         </w:rPr>
         <w:t>لكن نفس هذا الإله الذي يجلب الدمار على أعدائه سيكون ملجأً وحصنًا لشعبه (</w:t>
       </w:r>
-      <w:hyperlink r:id="rId63">
-        <w:r>
-          <w:rPr>
-            <w:rtl/>
-            <w:cs/>
-            <w:lang w:val="ar_AE" w:bidi="ar_AE"/>
-          </w:rPr>
-          <w:rPr>
-            <w:color w:val="0000EE"/>
-            <w:u w:val="single"/>
-          </w:rPr>
-          <w:t>يوئيل 3: 16</w:t>
-        </w:r>
-      </w:hyperlink>
+      <w:r>
+        <w:rPr>
+          <w:rtl/>
+          <w:cs/>
+          <w:lang w:val="ar_AE" w:bidi="ar_AE"/>
+        </w:rPr>
+        <w:t>يوئيل 3: 16</w:t>
+      </w:r>
       <w:r>
         <w:rPr>
           <w:rtl/>
@@ -2212,20 +1834,14 @@
         </w:rPr>
         <w:t xml:space="preserve">). أما الأمم التي يستخدمها الله في قضائه على إسرائيل ويهوذا ستختبر لاحقاً "يوم الرب" الخاص بها (انظر على سبيل المثال </w:t>
       </w:r>
-      <w:hyperlink r:id="rId64">
-        <w:r>
-          <w:rPr>
-            <w:rtl/>
-            <w:cs/>
-            <w:lang w:val="ar_AE" w:bidi="ar_AE"/>
-          </w:rPr>
-          <w:rPr>
-            <w:color w:val="0000EE"/>
-            <w:u w:val="single"/>
-          </w:rPr>
-          <w:t>إشعياء 13: 4–22</w:t>
-        </w:r>
-      </w:hyperlink>
+      <w:r>
+        <w:rPr>
+          <w:rtl/>
+          <w:cs/>
+          <w:lang w:val="ar_AE" w:bidi="ar_AE"/>
+        </w:rPr>
+        <w:t>إشعياء 13: 4–22</w:t>
+      </w:r>
       <w:r>
         <w:rPr>
           <w:rtl/>
@@ -2234,20 +1850,14 @@
         </w:rPr>
         <w:t xml:space="preserve">؛ </w:t>
       </w:r>
-      <w:hyperlink r:id="rId65">
-        <w:r>
-          <w:rPr>
-            <w:rtl/>
-            <w:cs/>
-            <w:lang w:val="ar_AE" w:bidi="ar_AE"/>
-          </w:rPr>
-          <w:rPr>
-            <w:color w:val="0000EE"/>
-            <w:u w:val="single"/>
-          </w:rPr>
-          <w:t>حزقيال 30: 1–5</w:t>
-        </w:r>
-      </w:hyperlink>
+      <w:r>
+        <w:rPr>
+          <w:rtl/>
+          <w:cs/>
+          <w:lang w:val="ar_AE" w:bidi="ar_AE"/>
+        </w:rPr>
+        <w:t>حزقيال 30: 1–5</w:t>
+      </w:r>
       <w:r>
         <w:rPr>
           <w:rtl/>
@@ -2256,20 +1866,14 @@
         </w:rPr>
         <w:t xml:space="preserve">؛ </w:t>
       </w:r>
-      <w:hyperlink r:id="rId66">
-        <w:r>
-          <w:rPr>
-            <w:rtl/>
-            <w:cs/>
-            <w:lang w:val="ar_AE" w:bidi="ar_AE"/>
-          </w:rPr>
-          <w:rPr>
-            <w:color w:val="0000EE"/>
-            <w:u w:val="single"/>
-          </w:rPr>
-          <w:t>عوبديا 1: 15–16</w:t>
-        </w:r>
-      </w:hyperlink>
+      <w:r>
+        <w:rPr>
+          <w:rtl/>
+          <w:cs/>
+          <w:lang w:val="ar_AE" w:bidi="ar_AE"/>
+        </w:rPr>
+        <w:t>عوبديا 1: 15–16</w:t>
+      </w:r>
       <w:r>
         <w:rPr>
           <w:rtl/>
@@ -2348,20 +1952,14 @@
         </w:rPr>
         <w:t>" (</w:t>
       </w:r>
-      <w:hyperlink r:id="rId67">
-        <w:r>
-          <w:rPr>
-            <w:rtl/>
-            <w:cs/>
-            <w:lang w:val="ar_AE" w:bidi="ar_AE"/>
-          </w:rPr>
-          <w:rPr>
-            <w:color w:val="0000EE"/>
-            <w:u w:val="single"/>
-          </w:rPr>
-          <w:t>2 بطرس 3: 10</w:t>
-        </w:r>
-      </w:hyperlink>
+      <w:r>
+        <w:rPr>
+          <w:rtl/>
+          <w:cs/>
+          <w:lang w:val="ar_AE" w:bidi="ar_AE"/>
+        </w:rPr>
+        <w:t>2 بطرس 3: 10</w:t>
+      </w:r>
       <w:r>
         <w:rPr>
           <w:rtl/>
@@ -2370,20 +1968,14 @@
         </w:rPr>
         <w:t xml:space="preserve">؛ انظر أيضًا </w:t>
       </w:r>
-      <w:hyperlink r:id="rId68">
-        <w:r>
-          <w:rPr>
-            <w:rtl/>
-            <w:cs/>
-            <w:lang w:val="ar_AE" w:bidi="ar_AE"/>
-          </w:rPr>
-          <w:rPr>
-            <w:color w:val="0000EE"/>
-            <w:u w:val="single"/>
-          </w:rPr>
-          <w:t>1 تسالونيكي 5: 2–4</w:t>
-        </w:r>
-      </w:hyperlink>
+      <w:r>
+        <w:rPr>
+          <w:rtl/>
+          <w:cs/>
+          <w:lang w:val="ar_AE" w:bidi="ar_AE"/>
+        </w:rPr>
+        <w:t>1 تسالونيكي 5: 2–4</w:t>
+      </w:r>
       <w:r>
         <w:rPr>
           <w:rtl/>
@@ -2425,20 +2017,14 @@
           <w:lang w:val="ar_AE" w:bidi="ar_AE"/>
         </w:rPr>
       </w:r>
-      <w:hyperlink r:id="rId69">
-        <w:r>
-          <w:rPr>
-            <w:rtl/>
-            <w:cs/>
-            <w:lang w:val="ar_AE" w:bidi="ar_AE"/>
-          </w:rPr>
-          <w:rPr>
-            <w:color w:val="0000EE"/>
-            <w:u w:val="single"/>
-          </w:rPr>
-          <w:t>إشعياء ٢:١٠–٢٢</w:t>
-        </w:r>
-      </w:hyperlink>
+      <w:r>
+        <w:rPr>
+          <w:rtl/>
+          <w:cs/>
+          <w:lang w:val="ar_AE" w:bidi="ar_AE"/>
+        </w:rPr>
+        <w:t>إشعياء ٢:١٠–٢٢</w:t>
+      </w:r>
       <w:r>
         <w:rPr>
           <w:rtl/>
@@ -2447,20 +2033,14 @@
         </w:rPr>
         <w:t xml:space="preserve">؛ </w:t>
       </w:r>
-      <w:hyperlink r:id="rId70">
-        <w:r>
-          <w:rPr>
-            <w:rtl/>
-            <w:cs/>
-            <w:lang w:val="ar_AE" w:bidi="ar_AE"/>
-          </w:rPr>
-          <w:rPr>
-            <w:color w:val="0000EE"/>
-            <w:u w:val="single"/>
-          </w:rPr>
-          <w:t>٤:١–٦</w:t>
-        </w:r>
-      </w:hyperlink>
+      <w:r>
+        <w:rPr>
+          <w:rtl/>
+          <w:cs/>
+          <w:lang w:val="ar_AE" w:bidi="ar_AE"/>
+        </w:rPr>
+        <w:t>٤:١–٦</w:t>
+      </w:r>
       <w:r>
         <w:rPr>
           <w:rtl/>
@@ -2469,20 +2049,14 @@
         </w:rPr>
         <w:t xml:space="preserve">؛ </w:t>
       </w:r>
-      <w:hyperlink r:id="rId71">
-        <w:r>
-          <w:rPr>
-            <w:rtl/>
-            <w:cs/>
-            <w:lang w:val="ar_AE" w:bidi="ar_AE"/>
-          </w:rPr>
-          <w:rPr>
-            <w:color w:val="0000EE"/>
-            <w:u w:val="single"/>
-          </w:rPr>
-          <w:t>١٣:٤–١٢</w:t>
-        </w:r>
-      </w:hyperlink>
+      <w:r>
+        <w:rPr>
+          <w:rtl/>
+          <w:cs/>
+          <w:lang w:val="ar_AE" w:bidi="ar_AE"/>
+        </w:rPr>
+        <w:t>١٣:٤–١٢</w:t>
+      </w:r>
       <w:r>
         <w:rPr>
           <w:rtl/>
@@ -2491,20 +2065,14 @@
         </w:rPr>
         <w:t xml:space="preserve">؛ </w:t>
       </w:r>
-      <w:hyperlink r:id="rId65">
-        <w:r>
-          <w:rPr>
-            <w:rtl/>
-            <w:cs/>
-            <w:lang w:val="ar_AE" w:bidi="ar_AE"/>
-          </w:rPr>
-          <w:rPr>
-            <w:color w:val="0000EE"/>
-            <w:u w:val="single"/>
-          </w:rPr>
-          <w:t>حزقيال ٣٠:١–٥</w:t>
-        </w:r>
-      </w:hyperlink>
+      <w:r>
+        <w:rPr>
+          <w:rtl/>
+          <w:cs/>
+          <w:lang w:val="ar_AE" w:bidi="ar_AE"/>
+        </w:rPr>
+        <w:t>حزقيال ٣٠:١–٥</w:t>
+      </w:r>
       <w:r>
         <w:rPr>
           <w:rtl/>
@@ -2513,20 +2081,14 @@
         </w:rPr>
         <w:t xml:space="preserve">؛ </w:t>
       </w:r>
-      <w:hyperlink r:id="rId72">
-        <w:r>
-          <w:rPr>
-            <w:rtl/>
-            <w:cs/>
-            <w:lang w:val="ar_AE" w:bidi="ar_AE"/>
-          </w:rPr>
-          <w:rPr>
-            <w:color w:val="0000EE"/>
-            <w:u w:val="single"/>
-          </w:rPr>
-          <w:t>يوئيل ١:١٣–١٥</w:t>
-        </w:r>
-      </w:hyperlink>
+      <w:r>
+        <w:rPr>
+          <w:rtl/>
+          <w:cs/>
+          <w:lang w:val="ar_AE" w:bidi="ar_AE"/>
+        </w:rPr>
+        <w:t>يوئيل ١:١٣–١٥</w:t>
+      </w:r>
       <w:r>
         <w:rPr>
           <w:rtl/>
@@ -2535,20 +2097,14 @@
         </w:rPr>
         <w:t xml:space="preserve">؛ </w:t>
       </w:r>
-      <w:hyperlink r:id="rId73">
-        <w:r>
-          <w:rPr>
-            <w:rtl/>
-            <w:cs/>
-            <w:lang w:val="ar_AE" w:bidi="ar_AE"/>
-          </w:rPr>
-          <w:rPr>
-            <w:color w:val="0000EE"/>
-            <w:u w:val="single"/>
-          </w:rPr>
-          <w:t>٢:١–١١</w:t>
-        </w:r>
-      </w:hyperlink>
+      <w:r>
+        <w:rPr>
+          <w:rtl/>
+          <w:cs/>
+          <w:lang w:val="ar_AE" w:bidi="ar_AE"/>
+        </w:rPr>
+        <w:t>٢:١–١١</w:t>
+      </w:r>
       <w:r>
         <w:rPr>
           <w:rtl/>
@@ -2557,20 +2113,14 @@
         </w:rPr>
         <w:t xml:space="preserve">، </w:t>
       </w:r>
-      <w:hyperlink r:id="rId74">
-        <w:r>
-          <w:rPr>
-            <w:rtl/>
-            <w:cs/>
-            <w:lang w:val="ar_AE" w:bidi="ar_AE"/>
-          </w:rPr>
-          <w:rPr>
-            <w:color w:val="0000EE"/>
-            <w:u w:val="single"/>
-          </w:rPr>
-          <w:t>٢٨–٣٢</w:t>
-        </w:r>
-      </w:hyperlink>
+      <w:r>
+        <w:rPr>
+          <w:rtl/>
+          <w:cs/>
+          <w:lang w:val="ar_AE" w:bidi="ar_AE"/>
+        </w:rPr>
+        <w:t>٢٨–٣٢</w:t>
+      </w:r>
       <w:r>
         <w:rPr>
           <w:rtl/>
@@ -2579,20 +2129,14 @@
         </w:rPr>
         <w:t xml:space="preserve">؛ </w:t>
       </w:r>
-      <w:hyperlink r:id="rId75">
-        <w:r>
-          <w:rPr>
-            <w:rtl/>
-            <w:cs/>
-            <w:lang w:val="ar_AE" w:bidi="ar_AE"/>
-          </w:rPr>
-          <w:rPr>
-            <w:color w:val="0000EE"/>
-            <w:u w:val="single"/>
-          </w:rPr>
-          <w:t>٣:٩–١٦</w:t>
-        </w:r>
-      </w:hyperlink>
+      <w:r>
+        <w:rPr>
+          <w:rtl/>
+          <w:cs/>
+          <w:lang w:val="ar_AE" w:bidi="ar_AE"/>
+        </w:rPr>
+        <w:t>٣:٩–١٦</w:t>
+      </w:r>
       <w:r>
         <w:rPr>
           <w:rtl/>
@@ -2601,20 +2145,14 @@
         </w:rPr>
         <w:t xml:space="preserve">؛ </w:t>
       </w:r>
-      <w:hyperlink r:id="rId76">
-        <w:r>
-          <w:rPr>
-            <w:rtl/>
-            <w:cs/>
-            <w:lang w:val="ar_AE" w:bidi="ar_AE"/>
-          </w:rPr>
-          <w:rPr>
-            <w:color w:val="0000EE"/>
-            <w:u w:val="single"/>
-          </w:rPr>
-          <w:t>عاموس ٥:١٨–٢٤</w:t>
-        </w:r>
-      </w:hyperlink>
+      <w:r>
+        <w:rPr>
+          <w:rtl/>
+          <w:cs/>
+          <w:lang w:val="ar_AE" w:bidi="ar_AE"/>
+        </w:rPr>
+        <w:t>عاموس ٥:١٨–٢٤</w:t>
+      </w:r>
       <w:r>
         <w:rPr>
           <w:rtl/>
@@ -2623,20 +2161,14 @@
         </w:rPr>
         <w:t xml:space="preserve">؛ </w:t>
       </w:r>
-      <w:hyperlink r:id="rId66">
-        <w:r>
-          <w:rPr>
-            <w:rtl/>
-            <w:cs/>
-            <w:lang w:val="ar_AE" w:bidi="ar_AE"/>
-          </w:rPr>
-          <w:rPr>
-            <w:color w:val="0000EE"/>
-            <w:u w:val="single"/>
-          </w:rPr>
-          <w:t>عوبديا ١:١٥–١٦</w:t>
-        </w:r>
-      </w:hyperlink>
+      <w:r>
+        <w:rPr>
+          <w:rtl/>
+          <w:cs/>
+          <w:lang w:val="ar_AE" w:bidi="ar_AE"/>
+        </w:rPr>
+        <w:t>عوبديا ١:١٥–١٦</w:t>
+      </w:r>
       <w:r>
         <w:rPr>
           <w:rtl/>
@@ -2645,20 +2177,14 @@
         </w:rPr>
         <w:t xml:space="preserve">؛ </w:t>
       </w:r>
-      <w:hyperlink r:id="rId77">
-        <w:r>
-          <w:rPr>
-            <w:rtl/>
-            <w:cs/>
-            <w:lang w:val="ar_AE" w:bidi="ar_AE"/>
-          </w:rPr>
-          <w:rPr>
-            <w:color w:val="0000EE"/>
-            <w:u w:val="single"/>
-          </w:rPr>
-          <w:t>صفنيا ١:٢–١٨</w:t>
-        </w:r>
-      </w:hyperlink>
+      <w:r>
+        <w:rPr>
+          <w:rtl/>
+          <w:cs/>
+          <w:lang w:val="ar_AE" w:bidi="ar_AE"/>
+        </w:rPr>
+        <w:t>صفنيا ١:٢–١٨</w:t>
+      </w:r>
       <w:r>
         <w:rPr>
           <w:rtl/>
@@ -2667,20 +2193,14 @@
         </w:rPr>
         <w:t xml:space="preserve">؛ </w:t>
       </w:r>
-      <w:hyperlink r:id="rId78">
-        <w:r>
-          <w:rPr>
-            <w:rtl/>
-            <w:cs/>
-            <w:lang w:val="ar_AE" w:bidi="ar_AE"/>
-          </w:rPr>
-          <w:rPr>
-            <w:color w:val="0000EE"/>
-            <w:u w:val="single"/>
-          </w:rPr>
-          <w:t>ملاخي ٤:١–٥</w:t>
-        </w:r>
-      </w:hyperlink>
+      <w:r>
+        <w:rPr>
+          <w:rtl/>
+          <w:cs/>
+          <w:lang w:val="ar_AE" w:bidi="ar_AE"/>
+        </w:rPr>
+        <w:t>ملاخي ٤:١–٥</w:t>
+      </w:r>
       <w:r>
         <w:rPr>
           <w:rtl/>
@@ -2689,20 +2209,14 @@
         </w:rPr>
         <w:t xml:space="preserve">؛ </w:t>
       </w:r>
-      <w:hyperlink r:id="rId79">
-        <w:r>
-          <w:rPr>
-            <w:rtl/>
-            <w:cs/>
-            <w:lang w:val="ar_AE" w:bidi="ar_AE"/>
-          </w:rPr>
-          <w:rPr>
-            <w:color w:val="0000EE"/>
-            <w:u w:val="single"/>
-          </w:rPr>
-          <w:t>١ كورنثوس ١:٨</w:t>
-        </w:r>
-      </w:hyperlink>
+      <w:r>
+        <w:rPr>
+          <w:rtl/>
+          <w:cs/>
+          <w:lang w:val="ar_AE" w:bidi="ar_AE"/>
+        </w:rPr>
+        <w:t>١ كورنثوس ١:٨</w:t>
+      </w:r>
       <w:r>
         <w:rPr>
           <w:rtl/>
@@ -2711,20 +2225,14 @@
         </w:rPr>
         <w:t xml:space="preserve">؛ </w:t>
       </w:r>
-      <w:hyperlink r:id="rId80">
-        <w:r>
-          <w:rPr>
-            <w:rtl/>
-            <w:cs/>
-            <w:lang w:val="ar_AE" w:bidi="ar_AE"/>
-          </w:rPr>
-          <w:rPr>
-            <w:color w:val="0000EE"/>
-            <w:u w:val="single"/>
-          </w:rPr>
-          <w:t>٥:٥</w:t>
-        </w:r>
-      </w:hyperlink>
+      <w:r>
+        <w:rPr>
+          <w:rtl/>
+          <w:cs/>
+          <w:lang w:val="ar_AE" w:bidi="ar_AE"/>
+        </w:rPr>
+        <w:t>٥:٥</w:t>
+      </w:r>
       <w:r>
         <w:rPr>
           <w:rtl/>
@@ -2733,20 +2241,14 @@
         </w:rPr>
         <w:t xml:space="preserve">؛ </w:t>
       </w:r>
-      <w:hyperlink r:id="rId81">
-        <w:r>
-          <w:rPr>
-            <w:rtl/>
-            <w:cs/>
-            <w:lang w:val="ar_AE" w:bidi="ar_AE"/>
-          </w:rPr>
-          <w:rPr>
-            <w:color w:val="0000EE"/>
-            <w:u w:val="single"/>
-          </w:rPr>
-          <w:t>١ تسالونيكي ٥:٢</w:t>
-        </w:r>
-      </w:hyperlink>
+      <w:r>
+        <w:rPr>
+          <w:rtl/>
+          <w:cs/>
+          <w:lang w:val="ar_AE" w:bidi="ar_AE"/>
+        </w:rPr>
+        <w:t>١ تسالونيكي ٥:٢</w:t>
+      </w:r>
       <w:r>
         <w:rPr>
           <w:rtl/>
@@ -2755,20 +2257,14 @@
         </w:rPr>
         <w:t xml:space="preserve">؛ </w:t>
       </w:r>
-      <w:hyperlink r:id="rId82">
-        <w:r>
-          <w:rPr>
-            <w:rtl/>
-            <w:cs/>
-            <w:lang w:val="ar_AE" w:bidi="ar_AE"/>
-          </w:rPr>
-          <w:rPr>
-            <w:color w:val="0000EE"/>
-            <w:u w:val="single"/>
-          </w:rPr>
-          <w:t>٢ تسالونيكي ٢:٢</w:t>
-        </w:r>
-      </w:hyperlink>
+      <w:r>
+        <w:rPr>
+          <w:rtl/>
+          <w:cs/>
+          <w:lang w:val="ar_AE" w:bidi="ar_AE"/>
+        </w:rPr>
+        <w:t>٢ تسالونيكي ٢:٢</w:t>
+      </w:r>
       <w:r>
         <w:rPr>
           <w:rtl/>
@@ -2777,20 +2273,14 @@
         </w:rPr>
         <w:t xml:space="preserve">؛ </w:t>
       </w:r>
-      <w:hyperlink r:id="rId83">
-        <w:r>
-          <w:rPr>
-            <w:rtl/>
-            <w:cs/>
-            <w:lang w:val="ar_AE" w:bidi="ar_AE"/>
-          </w:rPr>
-          <w:rPr>
-            <w:color w:val="0000EE"/>
-            <w:u w:val="single"/>
-          </w:rPr>
-          <w:t>٢ تيموثاوس ١:١٨</w:t>
-        </w:r>
-      </w:hyperlink>
+      <w:r>
+        <w:rPr>
+          <w:rtl/>
+          <w:cs/>
+          <w:lang w:val="ar_AE" w:bidi="ar_AE"/>
+        </w:rPr>
+        <w:t>٢ تيموثاوس ١:١٨</w:t>
+      </w:r>
       <w:r>
         <w:rPr>
           <w:rtl/>
@@ -2799,20 +2289,14 @@
         </w:rPr>
         <w:t xml:space="preserve">؛ </w:t>
       </w:r>
-      <w:hyperlink r:id="rId67">
-        <w:r>
-          <w:rPr>
-            <w:rtl/>
-            <w:cs/>
-            <w:lang w:val="ar_AE" w:bidi="ar_AE"/>
-          </w:rPr>
-          <w:rPr>
-            <w:color w:val="0000EE"/>
-            <w:u w:val="single"/>
-          </w:rPr>
-          <w:t>٢ بطرس ٣:١٠</w:t>
-        </w:r>
-      </w:hyperlink>
+      <w:r>
+        <w:rPr>
+          <w:rtl/>
+          <w:cs/>
+          <w:lang w:val="ar_AE" w:bidi="ar_AE"/>
+        </w:rPr>
+        <w:t>٢ بطرس ٣:١٠</w:t>
+      </w:r>
       <w:r>
         <w:rPr>
           <w:rtl/>
@@ -2821,20 +2305,14 @@
         </w:rPr>
         <w:t xml:space="preserve">؛ </w:t>
       </w:r>
-      <w:hyperlink r:id="rId84">
-        <w:r>
-          <w:rPr>
-            <w:rtl/>
-            <w:cs/>
-            <w:lang w:val="ar_AE" w:bidi="ar_AE"/>
-          </w:rPr>
-          <w:rPr>
-            <w:color w:val="0000EE"/>
-            <w:u w:val="single"/>
-          </w:rPr>
-          <w:t>رؤيا ٢٠:١–١٥</w:t>
-        </w:r>
-      </w:hyperlink>
+      <w:r>
+        <w:rPr>
+          <w:rtl/>
+          <w:cs/>
+          <w:lang w:val="ar_AE" w:bidi="ar_AE"/>
+        </w:rPr>
+        <w:t>رؤيا ٢٠:١–١٥</w:t>
+      </w:r>
       <w:r>
         <w:rPr>
           <w:rtl/>
